--- a/documentation.docx
+++ b/documentation.docx
@@ -4,777 +4,1309 @@
   <w:body>
     <w:p>
       <w:pPr>
-        <w:rPr>
+        <w:spacing w:before="100" w:beforeAutospacing="1" w:after="120" w:line="240" w:lineRule="auto"/>
+        <w:outlineLvl w:val="0"/>
+        <w:rPr>
+          <w:rFonts w:ascii="Times New Roman" w:eastAsia="Times New Roman" w:hAnsi="Times New Roman" w:cs="Times New Roman"/>
           <w:b/>
           <w:bCs/>
-        </w:rPr>
-      </w:pPr>
-      <w:r>
-        <w:rPr>
+          <w:color w:val="1F1F1F"/>
+          <w:kern w:val="36"/>
+          <w:sz w:val="48"/>
+          <w:szCs w:val="48"/>
+        </w:rPr>
+      </w:pPr>
+      <w:r>
+        <w:rPr>
+          <w:rFonts w:ascii="Times New Roman" w:eastAsia="Times New Roman" w:hAnsi="Times New Roman" w:cs="Times New Roman"/>
           <w:b/>
           <w:bCs/>
-        </w:rPr>
-        <w:t>Project Documentation: Secure Password Manager</w:t>
+          <w:color w:val="1F1F1F"/>
+          <w:kern w:val="36"/>
+          <w:sz w:val="48"/>
+          <w:szCs w:val="48"/>
+        </w:rPr>
+        <w:t>Design and Implementation Documentation: Secure Password Manager</w:t>
       </w:r>
     </w:p>
     <w:p>
-      <w:r>
-        <w:rPr>
+      <w:pPr>
+        <w:spacing w:before="100" w:beforeAutospacing="1" w:after="120" w:line="240" w:lineRule="auto"/>
+        <w:outlineLvl w:val="2"/>
+        <w:rPr>
+          <w:rFonts w:ascii="Times New Roman" w:eastAsia="Times New Roman" w:hAnsi="Times New Roman" w:cs="Times New Roman"/>
           <w:b/>
           <w:bCs/>
-        </w:rPr>
-        <w:t>Course:</w:t>
-      </w:r>
-      <w:r>
-        <w:t xml:space="preserve"> CMPS426 – Cryptography and Computer System Security </w:t>
-      </w:r>
-      <w:r>
-        <w:rPr>
+          <w:color w:val="1F1F1F"/>
+          <w:sz w:val="27"/>
+          <w:szCs w:val="27"/>
+        </w:rPr>
+      </w:pPr>
+      <w:r>
+        <w:rPr>
+          <w:rFonts w:ascii="Times New Roman" w:eastAsia="Times New Roman" w:hAnsi="Times New Roman" w:cs="Times New Roman"/>
           <w:b/>
           <w:bCs/>
-        </w:rPr>
-        <w:t>Project:</w:t>
-      </w:r>
-      <w:r>
-        <w:t xml:space="preserve"> Part 1 – Secure Password Manager </w:t>
+          <w:color w:val="1F1F1F"/>
+          <w:sz w:val="27"/>
+          <w:szCs w:val="27"/>
+        </w:rPr>
+        <w:t>1. System Architecture and Design Decisions</w:t>
       </w:r>
     </w:p>
     <w:p>
       <w:pPr>
-        <w:rPr>
+        <w:spacing w:before="100" w:beforeAutospacing="1" w:after="0" w:line="240" w:lineRule="auto"/>
+        <w:rPr>
+          <w:rFonts w:ascii="Times New Roman" w:eastAsia="Times New Roman" w:hAnsi="Times New Roman" w:cs="Times New Roman"/>
+          <w:color w:val="1F1F1F"/>
+          <w:sz w:val="24"/>
+          <w:szCs w:val="24"/>
+        </w:rPr>
+      </w:pPr>
+      <w:r>
+        <w:rPr>
+          <w:rFonts w:ascii="Times New Roman" w:eastAsia="Times New Roman" w:hAnsi="Times New Roman" w:cs="Times New Roman"/>
+          <w:color w:val="1F1F1F"/>
+          <w:sz w:val="24"/>
+          <w:szCs w:val="24"/>
+          <w:bdr w:val="none" w:sz="0" w:space="0" w:color="auto" w:frame="1"/>
+        </w:rPr>
+        <w:t>The application was designed as a command-line interface (CLI) tool that securely manages and transfers credentials locally. The architecture focuses on strict separation of symmetric and asymmetric cryptographic duties.</w:t>
+      </w:r>
+      <w:r>
+        <w:rPr>
+          <w:rFonts w:ascii="Times New Roman" w:eastAsia="Times New Roman" w:hAnsi="Times New Roman" w:cs="Times New Roman"/>
+          <w:color w:val="1F1F1F"/>
+          <w:sz w:val="24"/>
+          <w:szCs w:val="24"/>
+        </w:rPr>
+        <w:t xml:space="preserve"> </w:t>
+      </w:r>
+    </w:p>
+    <w:p>
+      <w:pPr>
+        <w:numPr>
+          <w:ilvl w:val="0"/>
+          <w:numId w:val="7"/>
+        </w:numPr>
+        <w:spacing w:before="100" w:beforeAutospacing="1" w:after="0" w:line="240" w:lineRule="auto"/>
+        <w:rPr>
+          <w:rFonts w:ascii="Times New Roman" w:eastAsia="Times New Roman" w:hAnsi="Times New Roman" w:cs="Times New Roman"/>
+          <w:color w:val="1F1F1F"/>
+          <w:sz w:val="24"/>
+          <w:szCs w:val="24"/>
+        </w:rPr>
+      </w:pPr>
+      <w:r>
+        <w:rPr>
+          <w:rFonts w:ascii="Times New Roman" w:eastAsia="Times New Roman" w:hAnsi="Times New Roman" w:cs="Times New Roman"/>
           <w:b/>
           <w:bCs/>
-        </w:rPr>
-      </w:pPr>
-      <w:r>
-        <w:rPr>
+          <w:color w:val="1F1F1F"/>
+          <w:sz w:val="24"/>
+          <w:szCs w:val="24"/>
+          <w:bdr w:val="none" w:sz="0" w:space="0" w:color="auto" w:frame="1"/>
+        </w:rPr>
+        <w:t>AES-Protected Local Key Storage:</w:t>
+      </w:r>
+      <w:r>
+        <w:rPr>
+          <w:rFonts w:ascii="Times New Roman" w:eastAsia="Times New Roman" w:hAnsi="Times New Roman" w:cs="Times New Roman"/>
+          <w:color w:val="1F1F1F"/>
+          <w:sz w:val="24"/>
+          <w:szCs w:val="24"/>
+          <w:bdr w:val="none" w:sz="0" w:space="0" w:color="auto" w:frame="1"/>
+        </w:rPr>
+        <w:t xml:space="preserve"> To satisfy the requirement that private keys must never be exposed, the </w:t>
+      </w:r>
+      <w:proofErr w:type="spellStart"/>
+      <w:r>
+        <w:rPr>
+          <w:rFonts w:ascii="Times New Roman" w:eastAsia="Times New Roman" w:hAnsi="Times New Roman" w:cs="Times New Roman"/>
+          <w:color w:val="1F1F1F"/>
+          <w:sz w:val="24"/>
+          <w:szCs w:val="24"/>
+          <w:bdr w:val="none" w:sz="0" w:space="0" w:color="auto" w:frame="1"/>
+        </w:rPr>
+        <w:t>ElGamal</w:t>
+      </w:r>
+      <w:proofErr w:type="spellEnd"/>
+      <w:r>
+        <w:rPr>
+          <w:rFonts w:ascii="Times New Roman" w:eastAsia="Times New Roman" w:hAnsi="Times New Roman" w:cs="Times New Roman"/>
+          <w:color w:val="1F1F1F"/>
+          <w:sz w:val="24"/>
+          <w:szCs w:val="24"/>
+          <w:bdr w:val="none" w:sz="0" w:space="0" w:color="auto" w:frame="1"/>
+        </w:rPr>
+        <w:t xml:space="preserve"> private key is not saved in plaintext. Instead, it is encrypted using AES-GCM, with the key derived from a dedicated "Key Protection Password" provided by the user during initialization.</w:t>
+      </w:r>
+      <w:r>
+        <w:rPr>
+          <w:rFonts w:ascii="Times New Roman" w:eastAsia="Times New Roman" w:hAnsi="Times New Roman" w:cs="Times New Roman"/>
+          <w:color w:val="1F1F1F"/>
+          <w:sz w:val="24"/>
+          <w:szCs w:val="24"/>
+        </w:rPr>
+        <w:t xml:space="preserve"> </w:t>
+      </w:r>
+    </w:p>
+    <w:p>
+      <w:pPr>
+        <w:numPr>
+          <w:ilvl w:val="0"/>
+          <w:numId w:val="7"/>
+        </w:numPr>
+        <w:spacing w:before="100" w:beforeAutospacing="1" w:after="0" w:line="240" w:lineRule="auto"/>
+        <w:rPr>
+          <w:rFonts w:ascii="Times New Roman" w:eastAsia="Times New Roman" w:hAnsi="Times New Roman" w:cs="Times New Roman"/>
+          <w:color w:val="1F1F1F"/>
+          <w:sz w:val="24"/>
+          <w:szCs w:val="24"/>
+        </w:rPr>
+      </w:pPr>
+      <w:r>
+        <w:rPr>
+          <w:rFonts w:ascii="Times New Roman" w:eastAsia="Times New Roman" w:hAnsi="Times New Roman" w:cs="Times New Roman"/>
           <w:b/>
           <w:bCs/>
-        </w:rPr>
-        <w:t>1. Introduction</w:t>
+          <w:color w:val="1F1F1F"/>
+          <w:sz w:val="24"/>
+          <w:szCs w:val="24"/>
+          <w:bdr w:val="none" w:sz="0" w:space="0" w:color="auto" w:frame="1"/>
+        </w:rPr>
+        <w:t>Encrypted JSON Vault:</w:t>
+      </w:r>
+      <w:r>
+        <w:rPr>
+          <w:rFonts w:ascii="Times New Roman" w:eastAsia="Times New Roman" w:hAnsi="Times New Roman" w:cs="Times New Roman"/>
+          <w:color w:val="1F1F1F"/>
+          <w:sz w:val="24"/>
+          <w:szCs w:val="24"/>
+          <w:bdr w:val="none" w:sz="0" w:space="0" w:color="auto" w:frame="1"/>
+        </w:rPr>
+        <w:t xml:space="preserve"> The vault is stored locally as a JSON file </w:t>
+      </w:r>
+      <w:r>
+        <w:rPr>
+          <w:rFonts w:ascii="Courier New" w:eastAsia="Times New Roman" w:hAnsi="Courier New" w:cs="Courier New"/>
+          <w:color w:val="444746"/>
+          <w:sz w:val="20"/>
+          <w:szCs w:val="20"/>
+          <w:bdr w:val="none" w:sz="0" w:space="0" w:color="auto" w:frame="1"/>
+        </w:rPr>
+        <w:t>[username]_</w:t>
+      </w:r>
+      <w:proofErr w:type="spellStart"/>
+      <w:proofErr w:type="gramStart"/>
+      <w:r>
+        <w:rPr>
+          <w:rFonts w:ascii="Courier New" w:eastAsia="Times New Roman" w:hAnsi="Courier New" w:cs="Courier New"/>
+          <w:color w:val="444746"/>
+          <w:sz w:val="20"/>
+          <w:szCs w:val="20"/>
+          <w:bdr w:val="none" w:sz="0" w:space="0" w:color="auto" w:frame="1"/>
+        </w:rPr>
+        <w:t>vault.json</w:t>
+      </w:r>
+      <w:proofErr w:type="spellEnd"/>
+      <w:proofErr w:type="gramEnd"/>
+      <w:r>
+        <w:rPr>
+          <w:rFonts w:ascii="Times New Roman" w:eastAsia="Times New Roman" w:hAnsi="Times New Roman" w:cs="Times New Roman"/>
+          <w:color w:val="1F1F1F"/>
+          <w:sz w:val="24"/>
+          <w:szCs w:val="24"/>
+          <w:bdr w:val="none" w:sz="0" w:space="0" w:color="auto" w:frame="1"/>
+        </w:rPr>
+        <w:t xml:space="preserve">. The design separates the vault's metadata from its sensitive contents. The structure contains the vault owner, the AES-encrypted credential dictionary, and the </w:t>
+      </w:r>
+      <w:proofErr w:type="spellStart"/>
+      <w:r>
+        <w:rPr>
+          <w:rFonts w:ascii="Times New Roman" w:eastAsia="Times New Roman" w:hAnsi="Times New Roman" w:cs="Times New Roman"/>
+          <w:color w:val="1F1F1F"/>
+          <w:sz w:val="24"/>
+          <w:szCs w:val="24"/>
+          <w:bdr w:val="none" w:sz="0" w:space="0" w:color="auto" w:frame="1"/>
+        </w:rPr>
+        <w:t>ElGamal</w:t>
+      </w:r>
+      <w:proofErr w:type="spellEnd"/>
+      <w:r>
+        <w:rPr>
+          <w:rFonts w:ascii="Times New Roman" w:eastAsia="Times New Roman" w:hAnsi="Times New Roman" w:cs="Times New Roman"/>
+          <w:color w:val="1F1F1F"/>
+          <w:sz w:val="24"/>
+          <w:szCs w:val="24"/>
+          <w:bdr w:val="none" w:sz="0" w:space="0" w:color="auto" w:frame="1"/>
+        </w:rPr>
+        <w:t xml:space="preserve"> digital signature.</w:t>
+      </w:r>
+      <w:r>
+        <w:rPr>
+          <w:rFonts w:ascii="Times New Roman" w:eastAsia="Times New Roman" w:hAnsi="Times New Roman" w:cs="Times New Roman"/>
+          <w:color w:val="1F1F1F"/>
+          <w:sz w:val="24"/>
+          <w:szCs w:val="24"/>
+        </w:rPr>
+        <w:t xml:space="preserve"> </w:t>
       </w:r>
     </w:p>
     <w:p>
-      <w:r>
-        <w:t xml:space="preserve">This document details the architectural design, algorithm selection, and implementation challenges of the Secure Password Manager command-line application. The system provides secure credential storage utilizing symmetric encryption, guarantees data integrity via digital signatures, and facilitates secure vault sharing through an authenticated key exchange protocol. </w:t>
+      <w:pPr>
+        <w:numPr>
+          <w:ilvl w:val="0"/>
+          <w:numId w:val="7"/>
+        </w:numPr>
+        <w:spacing w:before="100" w:beforeAutospacing="1" w:after="0" w:line="240" w:lineRule="auto"/>
+        <w:rPr>
+          <w:rFonts w:ascii="Times New Roman" w:eastAsia="Times New Roman" w:hAnsi="Times New Roman" w:cs="Times New Roman"/>
+          <w:color w:val="1F1F1F"/>
+          <w:sz w:val="24"/>
+          <w:szCs w:val="24"/>
+        </w:rPr>
+      </w:pPr>
+      <w:r>
+        <w:rPr>
+          <w:rFonts w:ascii="Times New Roman" w:eastAsia="Times New Roman" w:hAnsi="Times New Roman" w:cs="Times New Roman"/>
+          <w:b/>
+          <w:bCs/>
+          <w:color w:val="1F1F1F"/>
+          <w:sz w:val="24"/>
+          <w:szCs w:val="24"/>
+          <w:bdr w:val="none" w:sz="0" w:space="0" w:color="auto" w:frame="1"/>
+        </w:rPr>
+        <w:t>Ephemeral Export Sessions:</w:t>
+      </w:r>
+      <w:r>
+        <w:rPr>
+          <w:rFonts w:ascii="Times New Roman" w:eastAsia="Times New Roman" w:hAnsi="Times New Roman" w:cs="Times New Roman"/>
+          <w:color w:val="1F1F1F"/>
+          <w:sz w:val="24"/>
+          <w:szCs w:val="24"/>
+          <w:bdr w:val="none" w:sz="0" w:space="0" w:color="auto" w:frame="1"/>
+        </w:rPr>
+        <w:t xml:space="preserve"> For the vault export feature, the system design avoids reusing static keys for the transfer encryption. Ephemeral Diffie-Hellman keys are generated for each specific transfer session, ensuring perfect forward secrecy for the transit package.</w:t>
+      </w:r>
+      <w:r>
+        <w:rPr>
+          <w:rFonts w:ascii="Times New Roman" w:eastAsia="Times New Roman" w:hAnsi="Times New Roman" w:cs="Times New Roman"/>
+          <w:color w:val="1F1F1F"/>
+          <w:sz w:val="24"/>
+          <w:szCs w:val="24"/>
+        </w:rPr>
+        <w:t xml:space="preserve"> </w:t>
       </w:r>
     </w:p>
     <w:p>
       <w:pPr>
-        <w:rPr>
+        <w:spacing w:before="100" w:beforeAutospacing="1" w:after="120" w:line="240" w:lineRule="auto"/>
+        <w:outlineLvl w:val="2"/>
+        <w:rPr>
+          <w:rFonts w:ascii="Times New Roman" w:eastAsia="Times New Roman" w:hAnsi="Times New Roman" w:cs="Times New Roman"/>
           <w:b/>
           <w:bCs/>
-        </w:rPr>
-      </w:pPr>
-      <w:r>
-        <w:rPr>
+          <w:color w:val="1F1F1F"/>
+          <w:sz w:val="27"/>
+          <w:szCs w:val="27"/>
+        </w:rPr>
+      </w:pPr>
+      <w:r>
+        <w:rPr>
+          <w:rFonts w:ascii="Times New Roman" w:eastAsia="Times New Roman" w:hAnsi="Times New Roman" w:cs="Times New Roman"/>
           <w:b/>
           <w:bCs/>
+          <w:color w:val="1F1F1F"/>
+          <w:sz w:val="27"/>
+          <w:szCs w:val="27"/>
         </w:rPr>
         <w:t>2. Algorithm Choices</w:t>
       </w:r>
     </w:p>
     <w:p>
-      <w:r>
-        <w:t xml:space="preserve">The cryptographic primitive selections were guided by the project constraints, balancing the requirement to implement certain algorithms from scratch while utilizing standard libraries for others. </w:t>
+      <w:pPr>
+        <w:spacing w:before="100" w:beforeAutospacing="1" w:after="0" w:line="240" w:lineRule="auto"/>
+        <w:rPr>
+          <w:rFonts w:ascii="Times New Roman" w:eastAsia="Times New Roman" w:hAnsi="Times New Roman" w:cs="Times New Roman"/>
+          <w:color w:val="1F1F1F"/>
+          <w:sz w:val="24"/>
+          <w:szCs w:val="24"/>
+        </w:rPr>
+      </w:pPr>
+      <w:r>
+        <w:rPr>
+          <w:rFonts w:ascii="Times New Roman" w:eastAsia="Times New Roman" w:hAnsi="Times New Roman" w:cs="Times New Roman"/>
+          <w:color w:val="1F1F1F"/>
+          <w:sz w:val="24"/>
+          <w:szCs w:val="24"/>
+          <w:bdr w:val="none" w:sz="0" w:space="0" w:color="auto" w:frame="1"/>
+        </w:rPr>
+        <w:t>The cryptographic primitive selection was guided by the project constraints, utilizing custom mathematical implementations where required and standard libraries for symmetric operations.</w:t>
+      </w:r>
+      <w:r>
+        <w:rPr>
+          <w:rFonts w:ascii="Times New Roman" w:eastAsia="Times New Roman" w:hAnsi="Times New Roman" w:cs="Times New Roman"/>
+          <w:color w:val="1F1F1F"/>
+          <w:sz w:val="24"/>
+          <w:szCs w:val="24"/>
+        </w:rPr>
+        <w:t xml:space="preserve"> </w:t>
       </w:r>
     </w:p>
     <w:p>
       <w:pPr>
         <w:numPr>
           <w:ilvl w:val="0"/>
-          <w:numId w:val="1"/>
+          <w:numId w:val="8"/>
         </w:numPr>
-      </w:pPr>
-      <w:r>
-        <w:rPr>
+        <w:spacing w:before="100" w:beforeAutospacing="1" w:after="0" w:line="240" w:lineRule="auto"/>
+        <w:rPr>
+          <w:rFonts w:ascii="Times New Roman" w:eastAsia="Times New Roman" w:hAnsi="Times New Roman" w:cs="Times New Roman"/>
+          <w:color w:val="1F1F1F"/>
+          <w:sz w:val="24"/>
+          <w:szCs w:val="24"/>
+        </w:rPr>
+      </w:pPr>
+      <w:r>
+        <w:rPr>
+          <w:rFonts w:ascii="Times New Roman" w:eastAsia="Times New Roman" w:hAnsi="Times New Roman" w:cs="Times New Roman"/>
           <w:b/>
           <w:bCs/>
-        </w:rPr>
-        <w:t>Symmetric Encryption (Vault Data): AES-256 in GCM Mode</w:t>
+          <w:color w:val="1F1F1F"/>
+          <w:sz w:val="24"/>
+          <w:szCs w:val="24"/>
+          <w:bdr w:val="none" w:sz="0" w:space="0" w:color="auto" w:frame="1"/>
+        </w:rPr>
+        <w:t>Symmetric Encryption (AES-GCM):</w:t>
+      </w:r>
+      <w:r>
+        <w:rPr>
+          <w:rFonts w:ascii="Times New Roman" w:eastAsia="Times New Roman" w:hAnsi="Times New Roman" w:cs="Times New Roman"/>
+          <w:color w:val="1F1F1F"/>
+          <w:sz w:val="24"/>
+          <w:szCs w:val="24"/>
+          <w:bdr w:val="none" w:sz="0" w:space="0" w:color="auto" w:frame="1"/>
+        </w:rPr>
+        <w:t xml:space="preserve"> Advanced Encryption Standard (AES) in Galois/Counter Mode (GCM) was selected via the </w:t>
+      </w:r>
+      <w:proofErr w:type="spellStart"/>
+      <w:r>
+        <w:rPr>
+          <w:rFonts w:ascii="Courier New" w:eastAsia="Times New Roman" w:hAnsi="Courier New" w:cs="Courier New"/>
+          <w:color w:val="444746"/>
+          <w:sz w:val="20"/>
+          <w:szCs w:val="20"/>
+          <w:bdr w:val="none" w:sz="0" w:space="0" w:color="auto" w:frame="1"/>
+        </w:rPr>
+        <w:t>pycryptodome</w:t>
+      </w:r>
+      <w:proofErr w:type="spellEnd"/>
+      <w:r>
+        <w:rPr>
+          <w:rFonts w:ascii="Times New Roman" w:eastAsia="Times New Roman" w:hAnsi="Times New Roman" w:cs="Times New Roman"/>
+          <w:color w:val="1F1F1F"/>
+          <w:sz w:val="24"/>
+          <w:szCs w:val="24"/>
+          <w:bdr w:val="none" w:sz="0" w:space="0" w:color="auto" w:frame="1"/>
+        </w:rPr>
+        <w:t xml:space="preserve"> library. GCM was chosen over CBC or ECB modes because it provides Authenticated Encryption with Associated Data (AEAD). This means the decryption process automatically verifies a MAC (Message Authentication Code) tag before outputting plaintext, adding a layer of integrity validation even before the </w:t>
+      </w:r>
+      <w:proofErr w:type="spellStart"/>
+      <w:r>
+        <w:rPr>
+          <w:rFonts w:ascii="Times New Roman" w:eastAsia="Times New Roman" w:hAnsi="Times New Roman" w:cs="Times New Roman"/>
+          <w:color w:val="1F1F1F"/>
+          <w:sz w:val="24"/>
+          <w:szCs w:val="24"/>
+          <w:bdr w:val="none" w:sz="0" w:space="0" w:color="auto" w:frame="1"/>
+        </w:rPr>
+        <w:t>ElGamal</w:t>
+      </w:r>
+      <w:proofErr w:type="spellEnd"/>
+      <w:r>
+        <w:rPr>
+          <w:rFonts w:ascii="Times New Roman" w:eastAsia="Times New Roman" w:hAnsi="Times New Roman" w:cs="Times New Roman"/>
+          <w:color w:val="1F1F1F"/>
+          <w:sz w:val="24"/>
+          <w:szCs w:val="24"/>
+          <w:bdr w:val="none" w:sz="0" w:space="0" w:color="auto" w:frame="1"/>
+        </w:rPr>
+        <w:t xml:space="preserve"> signature is checked.</w:t>
+      </w:r>
+      <w:r>
+        <w:rPr>
+          <w:rFonts w:ascii="Times New Roman" w:eastAsia="Times New Roman" w:hAnsi="Times New Roman" w:cs="Times New Roman"/>
+          <w:color w:val="1F1F1F"/>
+          <w:sz w:val="24"/>
+          <w:szCs w:val="24"/>
+        </w:rPr>
+        <w:t xml:space="preserve"> </w:t>
       </w:r>
     </w:p>
     <w:p>
       <w:pPr>
         <w:numPr>
+          <w:ilvl w:val="0"/>
+          <w:numId w:val="8"/>
+        </w:numPr>
+        <w:spacing w:before="100" w:beforeAutospacing="1" w:after="0" w:line="240" w:lineRule="auto"/>
+        <w:rPr>
+          <w:rFonts w:ascii="Times New Roman" w:eastAsia="Times New Roman" w:hAnsi="Times New Roman" w:cs="Times New Roman"/>
+          <w:color w:val="1F1F1F"/>
+          <w:sz w:val="24"/>
+          <w:szCs w:val="24"/>
+        </w:rPr>
+      </w:pPr>
+      <w:r>
+        <w:rPr>
+          <w:rFonts w:ascii="Times New Roman" w:eastAsia="Times New Roman" w:hAnsi="Times New Roman" w:cs="Times New Roman"/>
+          <w:b/>
+          <w:bCs/>
+          <w:color w:val="1F1F1F"/>
+          <w:sz w:val="24"/>
+          <w:szCs w:val="24"/>
+          <w:bdr w:val="none" w:sz="0" w:space="0" w:color="auto" w:frame="1"/>
+        </w:rPr>
+        <w:t>Hashing (SHA-256):</w:t>
+      </w:r>
+      <w:r>
+        <w:rPr>
+          <w:rFonts w:ascii="Times New Roman" w:eastAsia="Times New Roman" w:hAnsi="Times New Roman" w:cs="Times New Roman"/>
+          <w:color w:val="1F1F1F"/>
+          <w:sz w:val="24"/>
+          <w:szCs w:val="24"/>
+          <w:bdr w:val="none" w:sz="0" w:space="0" w:color="auto" w:frame="1"/>
+        </w:rPr>
+        <w:t xml:space="preserve"> Python's built-in </w:t>
+      </w:r>
+      <w:proofErr w:type="gramStart"/>
+      <w:r>
+        <w:rPr>
+          <w:rFonts w:ascii="Courier New" w:eastAsia="Times New Roman" w:hAnsi="Courier New" w:cs="Courier New"/>
+          <w:color w:val="444746"/>
+          <w:sz w:val="20"/>
+          <w:szCs w:val="20"/>
+          <w:bdr w:val="none" w:sz="0" w:space="0" w:color="auto" w:frame="1"/>
+        </w:rPr>
+        <w:t>hashlib.sha</w:t>
+      </w:r>
+      <w:proofErr w:type="gramEnd"/>
+      <w:r>
+        <w:rPr>
+          <w:rFonts w:ascii="Courier New" w:eastAsia="Times New Roman" w:hAnsi="Courier New" w:cs="Courier New"/>
+          <w:color w:val="444746"/>
+          <w:sz w:val="20"/>
+          <w:szCs w:val="20"/>
+          <w:bdr w:val="none" w:sz="0" w:space="0" w:color="auto" w:frame="1"/>
+        </w:rPr>
+        <w:t>256</w:t>
+      </w:r>
+      <w:r>
+        <w:rPr>
+          <w:rFonts w:ascii="Times New Roman" w:eastAsia="Times New Roman" w:hAnsi="Times New Roman" w:cs="Times New Roman"/>
+          <w:color w:val="1F1F1F"/>
+          <w:sz w:val="24"/>
+          <w:szCs w:val="24"/>
+          <w:bdr w:val="none" w:sz="0" w:space="0" w:color="auto" w:frame="1"/>
+        </w:rPr>
+        <w:t xml:space="preserve"> was utilized for all hashing requirements. It is used to securely derive the 256-bit AES data keys from user passwords and to hash the encrypted vault contents prior to </w:t>
+      </w:r>
+      <w:proofErr w:type="spellStart"/>
+      <w:r>
+        <w:rPr>
+          <w:rFonts w:ascii="Times New Roman" w:eastAsia="Times New Roman" w:hAnsi="Times New Roman" w:cs="Times New Roman"/>
+          <w:color w:val="1F1F1F"/>
+          <w:sz w:val="24"/>
+          <w:szCs w:val="24"/>
+          <w:bdr w:val="none" w:sz="0" w:space="0" w:color="auto" w:frame="1"/>
+        </w:rPr>
+        <w:t>ElGamal</w:t>
+      </w:r>
+      <w:proofErr w:type="spellEnd"/>
+      <w:r>
+        <w:rPr>
+          <w:rFonts w:ascii="Times New Roman" w:eastAsia="Times New Roman" w:hAnsi="Times New Roman" w:cs="Times New Roman"/>
+          <w:color w:val="1F1F1F"/>
+          <w:sz w:val="24"/>
+          <w:szCs w:val="24"/>
+          <w:bdr w:val="none" w:sz="0" w:space="0" w:color="auto" w:frame="1"/>
+        </w:rPr>
+        <w:t xml:space="preserve"> signing.</w:t>
+      </w:r>
+      <w:r>
+        <w:rPr>
+          <w:rFonts w:ascii="Times New Roman" w:eastAsia="Times New Roman" w:hAnsi="Times New Roman" w:cs="Times New Roman"/>
+          <w:color w:val="1F1F1F"/>
+          <w:sz w:val="24"/>
+          <w:szCs w:val="24"/>
+        </w:rPr>
+        <w:t xml:space="preserve"> </w:t>
+      </w:r>
+    </w:p>
+    <w:p>
+      <w:pPr>
+        <w:numPr>
+          <w:ilvl w:val="0"/>
+          <w:numId w:val="8"/>
+        </w:numPr>
+        <w:spacing w:before="100" w:beforeAutospacing="1" w:after="0" w:line="240" w:lineRule="auto"/>
+        <w:rPr>
+          <w:rFonts w:ascii="Times New Roman" w:eastAsia="Times New Roman" w:hAnsi="Times New Roman" w:cs="Times New Roman"/>
+          <w:color w:val="1F1F1F"/>
+          <w:sz w:val="24"/>
+          <w:szCs w:val="24"/>
+        </w:rPr>
+      </w:pPr>
+      <w:r>
+        <w:rPr>
+          <w:rFonts w:ascii="Times New Roman" w:eastAsia="Times New Roman" w:hAnsi="Times New Roman" w:cs="Times New Roman"/>
+          <w:b/>
+          <w:bCs/>
+          <w:color w:val="1F1F1F"/>
+          <w:sz w:val="24"/>
+          <w:szCs w:val="24"/>
+          <w:bdr w:val="none" w:sz="0" w:space="0" w:color="auto" w:frame="1"/>
+        </w:rPr>
+        <w:t xml:space="preserve">Digital Signatures (Custom </w:t>
+      </w:r>
+      <w:proofErr w:type="spellStart"/>
+      <w:r>
+        <w:rPr>
+          <w:rFonts w:ascii="Times New Roman" w:eastAsia="Times New Roman" w:hAnsi="Times New Roman" w:cs="Times New Roman"/>
+          <w:b/>
+          <w:bCs/>
+          <w:color w:val="1F1F1F"/>
+          <w:sz w:val="24"/>
+          <w:szCs w:val="24"/>
+          <w:bdr w:val="none" w:sz="0" w:space="0" w:color="auto" w:frame="1"/>
+        </w:rPr>
+        <w:t>ElGamal</w:t>
+      </w:r>
+      <w:proofErr w:type="spellEnd"/>
+      <w:r>
+        <w:rPr>
+          <w:rFonts w:ascii="Times New Roman" w:eastAsia="Times New Roman" w:hAnsi="Times New Roman" w:cs="Times New Roman"/>
+          <w:b/>
+          <w:bCs/>
+          <w:color w:val="1F1F1F"/>
+          <w:sz w:val="24"/>
+          <w:szCs w:val="24"/>
+          <w:bdr w:val="none" w:sz="0" w:space="0" w:color="auto" w:frame="1"/>
+        </w:rPr>
+        <w:t>):</w:t>
+      </w:r>
+      <w:r>
+        <w:rPr>
+          <w:rFonts w:ascii="Times New Roman" w:eastAsia="Times New Roman" w:hAnsi="Times New Roman" w:cs="Times New Roman"/>
+          <w:color w:val="1F1F1F"/>
+          <w:sz w:val="24"/>
+          <w:szCs w:val="24"/>
+          <w:bdr w:val="none" w:sz="0" w:space="0" w:color="auto" w:frame="1"/>
+        </w:rPr>
+        <w:t xml:space="preserve"> Implemented entirely from scratch to satisfy project requirements. The algorithm relies on the discrete logarithm problem. To ensure cryptographic robustness, the </w:t>
+      </w:r>
+      <w:proofErr w:type="spellStart"/>
+      <w:proofErr w:type="gramStart"/>
+      <w:r>
+        <w:rPr>
+          <w:rFonts w:ascii="Courier New" w:eastAsia="Times New Roman" w:hAnsi="Courier New" w:cs="Courier New"/>
+          <w:color w:val="444746"/>
+          <w:sz w:val="20"/>
+          <w:szCs w:val="20"/>
+          <w:bdr w:val="none" w:sz="0" w:space="0" w:color="auto" w:frame="1"/>
+        </w:rPr>
+        <w:t>Crypto.Util.number</w:t>
+      </w:r>
+      <w:proofErr w:type="spellEnd"/>
+      <w:proofErr w:type="gramEnd"/>
+      <w:r>
+        <w:rPr>
+          <w:rFonts w:ascii="Times New Roman" w:eastAsia="Times New Roman" w:hAnsi="Times New Roman" w:cs="Times New Roman"/>
+          <w:color w:val="1F1F1F"/>
+          <w:sz w:val="24"/>
+          <w:szCs w:val="24"/>
+          <w:bdr w:val="none" w:sz="0" w:space="0" w:color="auto" w:frame="1"/>
+        </w:rPr>
+        <w:t xml:space="preserve"> library was used strictly to supply the base 512-bit safe primes ($p = 2q + 1$) and primitive roots ($\alpha$).</w:t>
+      </w:r>
+      <w:r>
+        <w:rPr>
+          <w:rFonts w:ascii="Times New Roman" w:eastAsia="Times New Roman" w:hAnsi="Times New Roman" w:cs="Times New Roman"/>
+          <w:color w:val="1F1F1F"/>
+          <w:sz w:val="24"/>
+          <w:szCs w:val="24"/>
+        </w:rPr>
+        <w:t xml:space="preserve"> </w:t>
+      </w:r>
+    </w:p>
+    <w:p>
+      <w:pPr>
+        <w:numPr>
+          <w:ilvl w:val="0"/>
+          <w:numId w:val="8"/>
+        </w:numPr>
+        <w:spacing w:before="100" w:beforeAutospacing="1" w:after="0" w:line="240" w:lineRule="auto"/>
+        <w:rPr>
+          <w:rFonts w:ascii="Times New Roman" w:eastAsia="Times New Roman" w:hAnsi="Times New Roman" w:cs="Times New Roman"/>
+          <w:color w:val="1F1F1F"/>
+          <w:sz w:val="24"/>
+          <w:szCs w:val="24"/>
+        </w:rPr>
+      </w:pPr>
+      <w:r>
+        <w:rPr>
+          <w:rFonts w:ascii="Times New Roman" w:eastAsia="Times New Roman" w:hAnsi="Times New Roman" w:cs="Times New Roman"/>
+          <w:b/>
+          <w:bCs/>
+          <w:color w:val="1F1F1F"/>
+          <w:sz w:val="24"/>
+          <w:szCs w:val="24"/>
+          <w:bdr w:val="none" w:sz="0" w:space="0" w:color="auto" w:frame="1"/>
+        </w:rPr>
+        <w:t>Secure Key Exchange (Custom Diffie-Hellman):</w:t>
+      </w:r>
+      <w:r>
+        <w:rPr>
+          <w:rFonts w:ascii="Times New Roman" w:eastAsia="Times New Roman" w:hAnsi="Times New Roman" w:cs="Times New Roman"/>
+          <w:color w:val="1F1F1F"/>
+          <w:sz w:val="24"/>
+          <w:szCs w:val="24"/>
+          <w:bdr w:val="none" w:sz="0" w:space="0" w:color="auto" w:frame="1"/>
+        </w:rPr>
+        <w:t xml:space="preserve"> Implemented from scratch. To simulate a real-world environment, the shared prime $q$ and generator $\alpha$ parameters are generated once and saved to a public </w:t>
+      </w:r>
+      <w:proofErr w:type="spellStart"/>
+      <w:r>
+        <w:rPr>
+          <w:rFonts w:ascii="Courier New" w:eastAsia="Times New Roman" w:hAnsi="Courier New" w:cs="Courier New"/>
+          <w:color w:val="444746"/>
+          <w:sz w:val="20"/>
+          <w:szCs w:val="20"/>
+          <w:bdr w:val="none" w:sz="0" w:space="0" w:color="auto" w:frame="1"/>
+        </w:rPr>
+        <w:t>dh_config.json</w:t>
+      </w:r>
+      <w:proofErr w:type="spellEnd"/>
+      <w:r>
+        <w:rPr>
+          <w:rFonts w:ascii="Times New Roman" w:eastAsia="Times New Roman" w:hAnsi="Times New Roman" w:cs="Times New Roman"/>
+          <w:color w:val="1F1F1F"/>
+          <w:sz w:val="24"/>
+          <w:szCs w:val="24"/>
+          <w:bdr w:val="none" w:sz="0" w:space="0" w:color="auto" w:frame="1"/>
+        </w:rPr>
+        <w:t xml:space="preserve"> file, allowing both Device 1 and Device 2 to read from the same mathematical foundation.</w:t>
+      </w:r>
+      <w:r>
+        <w:rPr>
+          <w:rFonts w:ascii="Times New Roman" w:eastAsia="Times New Roman" w:hAnsi="Times New Roman" w:cs="Times New Roman"/>
+          <w:color w:val="1F1F1F"/>
+          <w:sz w:val="24"/>
+          <w:szCs w:val="24"/>
+        </w:rPr>
+        <w:t xml:space="preserve"> </w:t>
+      </w:r>
+    </w:p>
+    <w:p>
+      <w:pPr>
+        <w:spacing w:before="100" w:beforeAutospacing="1" w:after="120" w:line="240" w:lineRule="auto"/>
+        <w:outlineLvl w:val="2"/>
+        <w:rPr>
+          <w:rFonts w:ascii="Times New Roman" w:eastAsia="Times New Roman" w:hAnsi="Times New Roman" w:cs="Times New Roman"/>
+          <w:b/>
+          <w:bCs/>
+          <w:color w:val="1F1F1F"/>
+          <w:sz w:val="27"/>
+          <w:szCs w:val="27"/>
+        </w:rPr>
+      </w:pPr>
+      <w:r>
+        <w:rPr>
+          <w:rFonts w:ascii="Times New Roman" w:eastAsia="Times New Roman" w:hAnsi="Times New Roman" w:cs="Times New Roman"/>
+          <w:b/>
+          <w:bCs/>
+          <w:color w:val="1F1F1F"/>
+          <w:sz w:val="27"/>
+          <w:szCs w:val="27"/>
+        </w:rPr>
+        <w:lastRenderedPageBreak/>
+        <w:t>3. Challenges Faced &amp; Solutions</w:t>
+      </w:r>
+    </w:p>
+    <w:p>
+      <w:pPr>
+        <w:numPr>
+          <w:ilvl w:val="0"/>
+          <w:numId w:val="9"/>
+        </w:numPr>
+        <w:spacing w:before="100" w:beforeAutospacing="1" w:after="0" w:line="240" w:lineRule="auto"/>
+        <w:rPr>
+          <w:rFonts w:ascii="Times New Roman" w:eastAsia="Times New Roman" w:hAnsi="Times New Roman" w:cs="Times New Roman"/>
+          <w:color w:val="1F1F1F"/>
+          <w:sz w:val="24"/>
+          <w:szCs w:val="24"/>
+        </w:rPr>
+      </w:pPr>
+      <w:r>
+        <w:rPr>
+          <w:rFonts w:ascii="Times New Roman" w:eastAsia="Times New Roman" w:hAnsi="Times New Roman" w:cs="Times New Roman"/>
+          <w:b/>
+          <w:bCs/>
+          <w:color w:val="1F1F1F"/>
+          <w:sz w:val="24"/>
+          <w:szCs w:val="24"/>
+          <w:bdr w:val="none" w:sz="0" w:space="0" w:color="auto" w:frame="1"/>
+        </w:rPr>
+        <w:t>Challenge 1: Data Serialization for Cryptographic Signatures</w:t>
+      </w:r>
+    </w:p>
+    <w:p>
+      <w:pPr>
+        <w:numPr>
           <w:ilvl w:val="1"/>
-          <w:numId w:val="1"/>
+          <w:numId w:val="9"/>
         </w:numPr>
-      </w:pPr>
-      <w:r>
-        <w:rPr>
+        <w:spacing w:before="100" w:beforeAutospacing="1" w:after="0" w:line="240" w:lineRule="auto"/>
+        <w:rPr>
+          <w:rFonts w:ascii="Times New Roman" w:eastAsia="Times New Roman" w:hAnsi="Times New Roman" w:cs="Times New Roman"/>
+          <w:color w:val="1F1F1F"/>
+          <w:sz w:val="24"/>
+          <w:szCs w:val="24"/>
+        </w:rPr>
+      </w:pPr>
+      <w:r>
+        <w:rPr>
+          <w:rFonts w:ascii="Times New Roman" w:eastAsia="Times New Roman" w:hAnsi="Times New Roman" w:cs="Times New Roman"/>
           <w:i/>
           <w:iCs/>
-        </w:rPr>
-        <w:t>Choice:</w:t>
-      </w:r>
-      <w:r>
-        <w:t xml:space="preserve"> Advanced Encryption Standard (AES) with Galois/Counter Mode (GCM).</w:t>
+          <w:color w:val="1F1F1F"/>
+          <w:sz w:val="24"/>
+          <w:szCs w:val="24"/>
+          <w:bdr w:val="none" w:sz="0" w:space="0" w:color="auto" w:frame="1"/>
+        </w:rPr>
+        <w:t>Issue:</w:t>
+      </w:r>
+      <w:r>
+        <w:rPr>
+          <w:rFonts w:ascii="Times New Roman" w:eastAsia="Times New Roman" w:hAnsi="Times New Roman" w:cs="Times New Roman"/>
+          <w:color w:val="1F1F1F"/>
+          <w:sz w:val="24"/>
+          <w:szCs w:val="24"/>
+          <w:bdr w:val="none" w:sz="0" w:space="0" w:color="auto" w:frame="1"/>
+        </w:rPr>
+        <w:t xml:space="preserve"> </w:t>
+      </w:r>
+      <w:proofErr w:type="spellStart"/>
+      <w:r>
+        <w:rPr>
+          <w:rFonts w:ascii="Times New Roman" w:eastAsia="Times New Roman" w:hAnsi="Times New Roman" w:cs="Times New Roman"/>
+          <w:color w:val="1F1F1F"/>
+          <w:sz w:val="24"/>
+          <w:szCs w:val="24"/>
+          <w:bdr w:val="none" w:sz="0" w:space="0" w:color="auto" w:frame="1"/>
+        </w:rPr>
+        <w:t>ElGamal</w:t>
+      </w:r>
+      <w:proofErr w:type="spellEnd"/>
+      <w:r>
+        <w:rPr>
+          <w:rFonts w:ascii="Times New Roman" w:eastAsia="Times New Roman" w:hAnsi="Times New Roman" w:cs="Times New Roman"/>
+          <w:color w:val="1F1F1F"/>
+          <w:sz w:val="24"/>
+          <w:szCs w:val="24"/>
+          <w:bdr w:val="none" w:sz="0" w:space="0" w:color="auto" w:frame="1"/>
+        </w:rPr>
+        <w:t xml:space="preserve"> signatures require the exact byte sequence of the message. Standard JSON dumping can yield unpredictable spacing or unordered keys, which changes the resulting SHA-256 hash and causes false signature verification failures.</w:t>
+      </w:r>
+      <w:r>
+        <w:rPr>
+          <w:rFonts w:ascii="Times New Roman" w:eastAsia="Times New Roman" w:hAnsi="Times New Roman" w:cs="Times New Roman"/>
+          <w:color w:val="1F1F1F"/>
+          <w:sz w:val="24"/>
+          <w:szCs w:val="24"/>
+        </w:rPr>
+        <w:t xml:space="preserve"> </w:t>
       </w:r>
     </w:p>
     <w:p>
       <w:pPr>
         <w:numPr>
           <w:ilvl w:val="1"/>
-          <w:numId w:val="1"/>
+          <w:numId w:val="9"/>
         </w:numPr>
-      </w:pPr>
-      <w:r>
-        <w:rPr>
+        <w:spacing w:before="100" w:beforeAutospacing="1" w:after="0" w:line="240" w:lineRule="auto"/>
+        <w:rPr>
+          <w:rFonts w:ascii="Times New Roman" w:eastAsia="Times New Roman" w:hAnsi="Times New Roman" w:cs="Times New Roman"/>
+          <w:color w:val="1F1F1F"/>
+          <w:sz w:val="24"/>
+          <w:szCs w:val="24"/>
+        </w:rPr>
+      </w:pPr>
+      <w:r>
+        <w:rPr>
+          <w:rFonts w:ascii="Times New Roman" w:eastAsia="Times New Roman" w:hAnsi="Times New Roman" w:cs="Times New Roman"/>
           <w:i/>
           <w:iCs/>
-        </w:rPr>
-        <w:t>Reasoning:</w:t>
-      </w:r>
-      <w:r>
-        <w:t xml:space="preserve"> AES is the industry standard for symmetric encryption. GCM mode was specifically selected over CBC or ECB because it provides Authenticated Encryption with Associated Data (AEAD). This means GCM not only encrypts the vault but also generates an authentication tag that verifies the ciphertexts have not been tampered with before decryption occurs. </w:t>
+          <w:color w:val="1F1F1F"/>
+          <w:sz w:val="24"/>
+          <w:szCs w:val="24"/>
+          <w:bdr w:val="none" w:sz="0" w:space="0" w:color="auto" w:frame="1"/>
+        </w:rPr>
+        <w:t>Solution:</w:t>
+      </w:r>
+      <w:r>
+        <w:rPr>
+          <w:rFonts w:ascii="Times New Roman" w:eastAsia="Times New Roman" w:hAnsi="Times New Roman" w:cs="Times New Roman"/>
+          <w:color w:val="1F1F1F"/>
+          <w:sz w:val="24"/>
+          <w:szCs w:val="24"/>
+          <w:bdr w:val="none" w:sz="0" w:space="0" w:color="auto" w:frame="1"/>
+        </w:rPr>
+        <w:t xml:space="preserve"> Implemented a </w:t>
+      </w:r>
+      <w:proofErr w:type="spellStart"/>
+      <w:r>
+        <w:rPr>
+          <w:rFonts w:ascii="Courier New" w:eastAsia="Times New Roman" w:hAnsi="Courier New" w:cs="Courier New"/>
+          <w:color w:val="444746"/>
+          <w:sz w:val="20"/>
+          <w:szCs w:val="20"/>
+          <w:bdr w:val="none" w:sz="0" w:space="0" w:color="auto" w:frame="1"/>
+        </w:rPr>
+        <w:t>canonical_json</w:t>
+      </w:r>
+      <w:proofErr w:type="spellEnd"/>
+      <w:r>
+        <w:rPr>
+          <w:rFonts w:ascii="Times New Roman" w:eastAsia="Times New Roman" w:hAnsi="Times New Roman" w:cs="Times New Roman"/>
+          <w:color w:val="1F1F1F"/>
+          <w:sz w:val="24"/>
+          <w:szCs w:val="24"/>
+          <w:bdr w:val="none" w:sz="0" w:space="0" w:color="auto" w:frame="1"/>
+        </w:rPr>
+        <w:t xml:space="preserve"> function using </w:t>
+      </w:r>
+      <w:proofErr w:type="spellStart"/>
+      <w:proofErr w:type="gramStart"/>
+      <w:r>
+        <w:rPr>
+          <w:rFonts w:ascii="Courier New" w:eastAsia="Times New Roman" w:hAnsi="Courier New" w:cs="Courier New"/>
+          <w:color w:val="444746"/>
+          <w:sz w:val="20"/>
+          <w:szCs w:val="20"/>
+          <w:bdr w:val="none" w:sz="0" w:space="0" w:color="auto" w:frame="1"/>
+        </w:rPr>
+        <w:t>json.dumps</w:t>
+      </w:r>
+      <w:proofErr w:type="spellEnd"/>
+      <w:proofErr w:type="gramEnd"/>
+      <w:r>
+        <w:rPr>
+          <w:rFonts w:ascii="Courier New" w:eastAsia="Times New Roman" w:hAnsi="Courier New" w:cs="Courier New"/>
+          <w:color w:val="444746"/>
+          <w:sz w:val="20"/>
+          <w:szCs w:val="20"/>
+          <w:bdr w:val="none" w:sz="0" w:space="0" w:color="auto" w:frame="1"/>
+        </w:rPr>
+        <w:t xml:space="preserve">(data, </w:t>
+      </w:r>
+      <w:proofErr w:type="spellStart"/>
+      <w:r>
+        <w:rPr>
+          <w:rFonts w:ascii="Courier New" w:eastAsia="Times New Roman" w:hAnsi="Courier New" w:cs="Courier New"/>
+          <w:color w:val="444746"/>
+          <w:sz w:val="20"/>
+          <w:szCs w:val="20"/>
+          <w:bdr w:val="none" w:sz="0" w:space="0" w:color="auto" w:frame="1"/>
+        </w:rPr>
+        <w:t>sort_keys</w:t>
+      </w:r>
+      <w:proofErr w:type="spellEnd"/>
+      <w:r>
+        <w:rPr>
+          <w:rFonts w:ascii="Courier New" w:eastAsia="Times New Roman" w:hAnsi="Courier New" w:cs="Courier New"/>
+          <w:color w:val="444746"/>
+          <w:sz w:val="20"/>
+          <w:szCs w:val="20"/>
+          <w:bdr w:val="none" w:sz="0" w:space="0" w:color="auto" w:frame="1"/>
+        </w:rPr>
+        <w:t>=True, separators=(",", ":"))</w:t>
+      </w:r>
+      <w:r>
+        <w:rPr>
+          <w:rFonts w:ascii="Times New Roman" w:eastAsia="Times New Roman" w:hAnsi="Times New Roman" w:cs="Times New Roman"/>
+          <w:color w:val="1F1F1F"/>
+          <w:sz w:val="24"/>
+          <w:szCs w:val="24"/>
+          <w:bdr w:val="none" w:sz="0" w:space="0" w:color="auto" w:frame="1"/>
+        </w:rPr>
+        <w:t>. This ensures that any dictionary converted to a string for signing or verification always resolves to an identical, stable format.</w:t>
+      </w:r>
+      <w:r>
+        <w:rPr>
+          <w:rFonts w:ascii="Times New Roman" w:eastAsia="Times New Roman" w:hAnsi="Times New Roman" w:cs="Times New Roman"/>
+          <w:color w:val="1F1F1F"/>
+          <w:sz w:val="24"/>
+          <w:szCs w:val="24"/>
+        </w:rPr>
+        <w:t xml:space="preserve"> </w:t>
       </w:r>
     </w:p>
     <w:p>
       <w:pPr>
         <w:numPr>
+          <w:ilvl w:val="0"/>
+          <w:numId w:val="9"/>
+        </w:numPr>
+        <w:spacing w:before="100" w:beforeAutospacing="1" w:after="0" w:line="240" w:lineRule="auto"/>
+        <w:rPr>
+          <w:rFonts w:ascii="Times New Roman" w:eastAsia="Times New Roman" w:hAnsi="Times New Roman" w:cs="Times New Roman"/>
+          <w:color w:val="1F1F1F"/>
+          <w:sz w:val="24"/>
+          <w:szCs w:val="24"/>
+        </w:rPr>
+      </w:pPr>
+      <w:r>
+        <w:rPr>
+          <w:rFonts w:ascii="Times New Roman" w:eastAsia="Times New Roman" w:hAnsi="Times New Roman" w:cs="Times New Roman"/>
+          <w:b/>
+          <w:bCs/>
+          <w:color w:val="1F1F1F"/>
+          <w:sz w:val="24"/>
+          <w:szCs w:val="24"/>
+          <w:bdr w:val="none" w:sz="0" w:space="0" w:color="auto" w:frame="1"/>
+        </w:rPr>
+        <w:t>Challenge 2: Securing Diffie-Hellman against Man-in-the-Middle (MITM) Attacks</w:t>
+      </w:r>
+    </w:p>
+    <w:p>
+      <w:pPr>
+        <w:numPr>
           <w:ilvl w:val="1"/>
-          <w:numId w:val="1"/>
+          <w:numId w:val="9"/>
         </w:numPr>
-      </w:pPr>
-      <w:r>
-        <w:rPr>
+        <w:spacing w:before="100" w:beforeAutospacing="1" w:after="0" w:line="240" w:lineRule="auto"/>
+        <w:rPr>
+          <w:rFonts w:ascii="Times New Roman" w:eastAsia="Times New Roman" w:hAnsi="Times New Roman" w:cs="Times New Roman"/>
+          <w:color w:val="1F1F1F"/>
+          <w:sz w:val="24"/>
+          <w:szCs w:val="24"/>
+        </w:rPr>
+      </w:pPr>
+      <w:r>
+        <w:rPr>
+          <w:rFonts w:ascii="Times New Roman" w:eastAsia="Times New Roman" w:hAnsi="Times New Roman" w:cs="Times New Roman"/>
           <w:i/>
           <w:iCs/>
-        </w:rPr>
-        <w:t>Implementation:</w:t>
-      </w:r>
-      <w:r>
-        <w:t xml:space="preserve"> Imported using the </w:t>
-      </w:r>
-      <w:proofErr w:type="spellStart"/>
-      <w:r>
-        <w:t>pycryptodome</w:t>
-      </w:r>
-      <w:proofErr w:type="spellEnd"/>
-      <w:r>
-        <w:t xml:space="preserve"> library as permitted. </w:t>
+          <w:color w:val="1F1F1F"/>
+          <w:sz w:val="24"/>
+          <w:szCs w:val="24"/>
+          <w:bdr w:val="none" w:sz="0" w:space="0" w:color="auto" w:frame="1"/>
+        </w:rPr>
+        <w:t>Issue:</w:t>
+      </w:r>
+      <w:r>
+        <w:rPr>
+          <w:rFonts w:ascii="Times New Roman" w:eastAsia="Times New Roman" w:hAnsi="Times New Roman" w:cs="Times New Roman"/>
+          <w:color w:val="1F1F1F"/>
+          <w:sz w:val="24"/>
+          <w:szCs w:val="24"/>
+          <w:bdr w:val="none" w:sz="0" w:space="0" w:color="auto" w:frame="1"/>
+        </w:rPr>
+        <w:t xml:space="preserve"> A standard Diffie-Hellman exchange is unauthenticated. If an attacker intercepts the ephemeral public keys during the vault export phase, they could negotiate separate session keys with Device 1 and Device 2, compromising the vault.</w:t>
+      </w:r>
+      <w:r>
+        <w:rPr>
+          <w:rFonts w:ascii="Times New Roman" w:eastAsia="Times New Roman" w:hAnsi="Times New Roman" w:cs="Times New Roman"/>
+          <w:color w:val="1F1F1F"/>
+          <w:sz w:val="24"/>
+          <w:szCs w:val="24"/>
+        </w:rPr>
+        <w:t xml:space="preserve"> </w:t>
       </w:r>
     </w:p>
     <w:p>
       <w:pPr>
         <w:numPr>
+          <w:ilvl w:val="1"/>
+          <w:numId w:val="9"/>
+        </w:numPr>
+        <w:spacing w:before="100" w:beforeAutospacing="1" w:after="0" w:line="240" w:lineRule="auto"/>
+        <w:rPr>
+          <w:rFonts w:ascii="Times New Roman" w:eastAsia="Times New Roman" w:hAnsi="Times New Roman" w:cs="Times New Roman"/>
+          <w:color w:val="1F1F1F"/>
+          <w:sz w:val="24"/>
+          <w:szCs w:val="24"/>
+        </w:rPr>
+      </w:pPr>
+      <w:r>
+        <w:rPr>
+          <w:rFonts w:ascii="Times New Roman" w:eastAsia="Times New Roman" w:hAnsi="Times New Roman" w:cs="Times New Roman"/>
+          <w:i/>
+          <w:iCs/>
+          <w:color w:val="1F1F1F"/>
+          <w:sz w:val="24"/>
+          <w:szCs w:val="24"/>
+          <w:bdr w:val="none" w:sz="0" w:space="0" w:color="auto" w:frame="1"/>
+        </w:rPr>
+        <w:t>Solution:</w:t>
+      </w:r>
+      <w:r>
+        <w:rPr>
+          <w:rFonts w:ascii="Times New Roman" w:eastAsia="Times New Roman" w:hAnsi="Times New Roman" w:cs="Times New Roman"/>
+          <w:color w:val="1F1F1F"/>
+          <w:sz w:val="24"/>
+          <w:szCs w:val="24"/>
+          <w:bdr w:val="none" w:sz="0" w:space="0" w:color="auto" w:frame="1"/>
+        </w:rPr>
+        <w:t xml:space="preserve"> Integrated Module 3 (Digital Signatures) directly into Module 4 (Diffie-Hellman). Before the ephemeral DH public keys are exchanged, they are hashed and signed using the sender's and recipient's long-lived </w:t>
+      </w:r>
+      <w:proofErr w:type="spellStart"/>
+      <w:r>
+        <w:rPr>
+          <w:rFonts w:ascii="Times New Roman" w:eastAsia="Times New Roman" w:hAnsi="Times New Roman" w:cs="Times New Roman"/>
+          <w:color w:val="1F1F1F"/>
+          <w:sz w:val="24"/>
+          <w:szCs w:val="24"/>
+          <w:bdr w:val="none" w:sz="0" w:space="0" w:color="auto" w:frame="1"/>
+        </w:rPr>
+        <w:t>ElGamal</w:t>
+      </w:r>
+      <w:proofErr w:type="spellEnd"/>
+      <w:r>
+        <w:rPr>
+          <w:rFonts w:ascii="Times New Roman" w:eastAsia="Times New Roman" w:hAnsi="Times New Roman" w:cs="Times New Roman"/>
+          <w:color w:val="1F1F1F"/>
+          <w:sz w:val="24"/>
+          <w:szCs w:val="24"/>
+          <w:bdr w:val="none" w:sz="0" w:space="0" w:color="auto" w:frame="1"/>
+        </w:rPr>
+        <w:t xml:space="preserve"> private keys. The exchange aborts immediately if these signatures cannot be verified by the public keys.</w:t>
+      </w:r>
+      <w:r>
+        <w:rPr>
+          <w:rFonts w:ascii="Times New Roman" w:eastAsia="Times New Roman" w:hAnsi="Times New Roman" w:cs="Times New Roman"/>
+          <w:color w:val="1F1F1F"/>
+          <w:sz w:val="24"/>
+          <w:szCs w:val="24"/>
+        </w:rPr>
+        <w:t xml:space="preserve"> </w:t>
+      </w:r>
+    </w:p>
+    <w:p>
+      <w:pPr>
+        <w:numPr>
           <w:ilvl w:val="0"/>
-          <w:numId w:val="1"/>
+          <w:numId w:val="9"/>
         </w:numPr>
-      </w:pPr>
-      <w:r>
-        <w:rPr>
+        <w:spacing w:before="100" w:beforeAutospacing="1" w:after="0" w:line="240" w:lineRule="auto"/>
+        <w:rPr>
+          <w:rFonts w:ascii="Times New Roman" w:eastAsia="Times New Roman" w:hAnsi="Times New Roman" w:cs="Times New Roman"/>
+          <w:color w:val="1F1F1F"/>
+          <w:sz w:val="24"/>
+          <w:szCs w:val="24"/>
+        </w:rPr>
+      </w:pPr>
+      <w:r>
+        <w:rPr>
+          <w:rFonts w:ascii="Times New Roman" w:eastAsia="Times New Roman" w:hAnsi="Times New Roman" w:cs="Times New Roman"/>
           <w:b/>
           <w:bCs/>
-        </w:rPr>
-        <w:t>Hashing &amp; Key Derivation: SHA-256</w:t>
+          <w:color w:val="1F1F1F"/>
+          <w:sz w:val="24"/>
+          <w:szCs w:val="24"/>
+          <w:bdr w:val="none" w:sz="0" w:space="0" w:color="auto" w:frame="1"/>
+        </w:rPr>
+        <w:t>Challenge 3: Managing CLI Indexing for Empty or Sparse Vaults</w:t>
       </w:r>
     </w:p>
     <w:p>
       <w:pPr>
         <w:numPr>
           <w:ilvl w:val="1"/>
-          <w:numId w:val="1"/>
+          <w:numId w:val="9"/>
         </w:numPr>
-      </w:pPr>
-      <w:r>
-        <w:rPr>
+        <w:spacing w:before="100" w:beforeAutospacing="1" w:after="0" w:line="240" w:lineRule="auto"/>
+        <w:rPr>
+          <w:rFonts w:ascii="Times New Roman" w:eastAsia="Times New Roman" w:hAnsi="Times New Roman" w:cs="Times New Roman"/>
+          <w:color w:val="1F1F1F"/>
+          <w:sz w:val="24"/>
+          <w:szCs w:val="24"/>
+        </w:rPr>
+      </w:pPr>
+      <w:r>
+        <w:rPr>
+          <w:rFonts w:ascii="Times New Roman" w:eastAsia="Times New Roman" w:hAnsi="Times New Roman" w:cs="Times New Roman"/>
           <w:i/>
           <w:iCs/>
-        </w:rPr>
-        <w:t>Choice:</w:t>
-      </w:r>
-      <w:r>
-        <w:t xml:space="preserve"> Secure Hash Algorithm 256-bit (SHA-256).</w:t>
+          <w:color w:val="1F1F1F"/>
+          <w:sz w:val="24"/>
+          <w:szCs w:val="24"/>
+          <w:bdr w:val="none" w:sz="0" w:space="0" w:color="auto" w:frame="1"/>
+        </w:rPr>
+        <w:t>Issue:</w:t>
+      </w:r>
+      <w:r>
+        <w:rPr>
+          <w:rFonts w:ascii="Times New Roman" w:eastAsia="Times New Roman" w:hAnsi="Times New Roman" w:cs="Times New Roman"/>
+          <w:color w:val="1F1F1F"/>
+          <w:sz w:val="24"/>
+          <w:szCs w:val="24"/>
+          <w:bdr w:val="none" w:sz="0" w:space="0" w:color="auto" w:frame="1"/>
+        </w:rPr>
+        <w:t xml:space="preserve"> Handling the user interface logic for selecting specific credentials or the "whole vault" resulted in </w:t>
+      </w:r>
+      <w:proofErr w:type="spellStart"/>
+      <w:r>
+        <w:rPr>
+          <w:rFonts w:ascii="Courier New" w:eastAsia="Times New Roman" w:hAnsi="Courier New" w:cs="Courier New"/>
+          <w:color w:val="444746"/>
+          <w:sz w:val="20"/>
+          <w:szCs w:val="20"/>
+          <w:bdr w:val="none" w:sz="0" w:space="0" w:color="auto" w:frame="1"/>
+        </w:rPr>
+        <w:t>UnboundLocalError</w:t>
+      </w:r>
+      <w:proofErr w:type="spellEnd"/>
+      <w:r>
+        <w:rPr>
+          <w:rFonts w:ascii="Times New Roman" w:eastAsia="Times New Roman" w:hAnsi="Times New Roman" w:cs="Times New Roman"/>
+          <w:color w:val="1F1F1F"/>
+          <w:sz w:val="24"/>
+          <w:szCs w:val="24"/>
+          <w:bdr w:val="none" w:sz="0" w:space="0" w:color="auto" w:frame="1"/>
+        </w:rPr>
+        <w:t xml:space="preserve"> crashes when the vault was completely empty or contained exactly one item, due to loop indexing logic.</w:t>
+      </w:r>
+      <w:r>
+        <w:rPr>
+          <w:rFonts w:ascii="Times New Roman" w:eastAsia="Times New Roman" w:hAnsi="Times New Roman" w:cs="Times New Roman"/>
+          <w:color w:val="1F1F1F"/>
+          <w:sz w:val="24"/>
+          <w:szCs w:val="24"/>
+        </w:rPr>
+        <w:t xml:space="preserve"> </w:t>
       </w:r>
     </w:p>
     <w:p>
       <w:pPr>
         <w:numPr>
           <w:ilvl w:val="1"/>
-          <w:numId w:val="1"/>
+          <w:numId w:val="9"/>
         </w:numPr>
-      </w:pPr>
-      <w:r>
-        <w:rPr>
+        <w:spacing w:before="100" w:beforeAutospacing="1" w:after="0" w:line="240" w:lineRule="auto"/>
+        <w:rPr>
+          <w:rFonts w:ascii="Times New Roman" w:eastAsia="Times New Roman" w:hAnsi="Times New Roman" w:cs="Times New Roman"/>
+          <w:color w:val="1F1F1F"/>
+          <w:sz w:val="24"/>
+          <w:szCs w:val="24"/>
+        </w:rPr>
+      </w:pPr>
+      <w:r>
+        <w:rPr>
+          <w:rFonts w:ascii="Times New Roman" w:eastAsia="Times New Roman" w:hAnsi="Times New Roman" w:cs="Times New Roman"/>
           <w:i/>
           <w:iCs/>
-        </w:rPr>
-        <w:t>Reasoning:</w:t>
-      </w:r>
-      <w:r>
-        <w:t xml:space="preserve"> SHA-256 provides a collision-resistant, fixed-size 256-bit output. It is used in three critical areas of the application: deriving the AES data key from the master password, hashing the encrypted vault before signing it with </w:t>
+          <w:color w:val="1F1F1F"/>
+          <w:sz w:val="24"/>
+          <w:szCs w:val="24"/>
+          <w:bdr w:val="none" w:sz="0" w:space="0" w:color="auto" w:frame="1"/>
+        </w:rPr>
+        <w:t>Solution:</w:t>
+      </w:r>
+      <w:r>
+        <w:rPr>
+          <w:rFonts w:ascii="Times New Roman" w:eastAsia="Times New Roman" w:hAnsi="Times New Roman" w:cs="Times New Roman"/>
+          <w:color w:val="1F1F1F"/>
+          <w:sz w:val="24"/>
+          <w:szCs w:val="24"/>
+        </w:rPr>
+        <w:t xml:space="preserve"> Refactored the </w:t>
       </w:r>
       <w:proofErr w:type="spellStart"/>
       <w:r>
-        <w:t>ElGamal</w:t>
+        <w:rPr>
+          <w:rFonts w:ascii="Courier New" w:eastAsia="Times New Roman" w:hAnsi="Courier New" w:cs="Courier New"/>
+          <w:color w:val="444746"/>
+          <w:sz w:val="20"/>
+          <w:szCs w:val="20"/>
+          <w:bdr w:val="none" w:sz="0" w:space="0" w:color="auto" w:frame="1"/>
+        </w:rPr>
+        <w:t>choose_existing_site</w:t>
       </w:r>
       <w:proofErr w:type="spellEnd"/>
       <w:r>
-        <w:t xml:space="preserve">, and deriving the 256-bit session key from the Diffie-Hellman shared secret. </w:t>
+        <w:rPr>
+          <w:rFonts w:ascii="Times New Roman" w:eastAsia="Times New Roman" w:hAnsi="Times New Roman" w:cs="Times New Roman"/>
+          <w:color w:val="1F1F1F"/>
+          <w:sz w:val="24"/>
+          <w:szCs w:val="24"/>
+        </w:rPr>
+        <w:t xml:space="preserve"> function to explicitly handle boundary conditions. </w:t>
+      </w:r>
+      <w:proofErr w:type="gramStart"/>
+      <w:r>
+        <w:rPr>
+          <w:rFonts w:ascii="Times New Roman" w:eastAsia="Times New Roman" w:hAnsi="Times New Roman" w:cs="Times New Roman"/>
+          <w:color w:val="1F1F1F"/>
+          <w:sz w:val="24"/>
+          <w:szCs w:val="24"/>
+        </w:rPr>
+        <w:t>Variables</w:t>
+      </w:r>
+      <w:proofErr w:type="gramEnd"/>
+      <w:r>
+        <w:rPr>
+          <w:rFonts w:ascii="Times New Roman" w:eastAsia="Times New Roman" w:hAnsi="Times New Roman" w:cs="Times New Roman"/>
+          <w:color w:val="1F1F1F"/>
+          <w:sz w:val="24"/>
+          <w:szCs w:val="24"/>
+        </w:rPr>
+        <w:t xml:space="preserve"> </w:t>
+      </w:r>
+      <w:r>
+        <w:rPr>
+          <w:rFonts w:ascii="Courier New" w:eastAsia="Times New Roman" w:hAnsi="Courier New" w:cs="Courier New"/>
+          <w:color w:val="444746"/>
+          <w:sz w:val="20"/>
+          <w:szCs w:val="20"/>
+          <w:bdr w:val="none" w:sz="0" w:space="0" w:color="auto" w:frame="1"/>
+        </w:rPr>
+        <w:t>index</w:t>
+      </w:r>
+      <w:r>
+        <w:rPr>
+          <w:rFonts w:ascii="Times New Roman" w:eastAsia="Times New Roman" w:hAnsi="Times New Roman" w:cs="Times New Roman"/>
+          <w:color w:val="1F1F1F"/>
+          <w:sz w:val="24"/>
+          <w:szCs w:val="24"/>
+        </w:rPr>
+        <w:t xml:space="preserve"> and </w:t>
+      </w:r>
+      <w:proofErr w:type="spellStart"/>
+      <w:r>
+        <w:rPr>
+          <w:rFonts w:ascii="Courier New" w:eastAsia="Times New Roman" w:hAnsi="Courier New" w:cs="Courier New"/>
+          <w:color w:val="444746"/>
+          <w:sz w:val="20"/>
+          <w:szCs w:val="20"/>
+          <w:bdr w:val="none" w:sz="0" w:space="0" w:color="auto" w:frame="1"/>
+        </w:rPr>
+        <w:t>i</w:t>
+      </w:r>
+      <w:proofErr w:type="spellEnd"/>
+      <w:r>
+        <w:rPr>
+          <w:rFonts w:ascii="Times New Roman" w:eastAsia="Times New Roman" w:hAnsi="Times New Roman" w:cs="Times New Roman"/>
+          <w:color w:val="1F1F1F"/>
+          <w:sz w:val="24"/>
+          <w:szCs w:val="24"/>
+        </w:rPr>
+        <w:t xml:space="preserve"> were securely initialized, and the conditional logic was updated to dynamically scale the menu options regardless of the vault's length.</w:t>
       </w:r>
     </w:p>
-    <w:p>
-      <w:pPr>
-        <w:numPr>
-          <w:ilvl w:val="1"/>
-          <w:numId w:val="1"/>
-        </w:numPr>
-      </w:pPr>
-      <w:r>
-        <w:rPr>
-          <w:i/>
-          <w:iCs/>
-        </w:rPr>
-        <w:t>Implementation:</w:t>
-      </w:r>
-      <w:r>
-        <w:t xml:space="preserve"> Imported via Python's native </w:t>
-      </w:r>
-      <w:proofErr w:type="spellStart"/>
-      <w:r>
-        <w:t>hashlib</w:t>
-      </w:r>
-      <w:proofErr w:type="spellEnd"/>
-      <w:r>
-        <w:t xml:space="preserve">. </w:t>
-      </w:r>
-    </w:p>
-    <w:p>
-      <w:pPr>
-        <w:numPr>
-          <w:ilvl w:val="0"/>
-          <w:numId w:val="1"/>
-        </w:numPr>
-      </w:pPr>
-      <w:r>
-        <w:rPr>
-          <w:b/>
-          <w:bCs/>
-        </w:rPr>
-        <w:t xml:space="preserve">Digital Signatures: </w:t>
-      </w:r>
-      <w:proofErr w:type="spellStart"/>
-      <w:r>
-        <w:rPr>
-          <w:b/>
-          <w:bCs/>
-        </w:rPr>
-        <w:t>ElGamal</w:t>
-      </w:r>
-      <w:proofErr w:type="spellEnd"/>
-      <w:r>
-        <w:rPr>
-          <w:b/>
-          <w:bCs/>
-        </w:rPr>
-        <w:t xml:space="preserve"> Signature Scheme</w:t>
-      </w:r>
-    </w:p>
-    <w:p>
-      <w:pPr>
-        <w:numPr>
-          <w:ilvl w:val="1"/>
-          <w:numId w:val="1"/>
-        </w:numPr>
-      </w:pPr>
-      <w:r>
-        <w:rPr>
-          <w:i/>
-          <w:iCs/>
-        </w:rPr>
-        <w:t>Choice:</w:t>
-      </w:r>
-      <w:r>
-        <w:t xml:space="preserve"> </w:t>
-      </w:r>
-      <w:proofErr w:type="spellStart"/>
-      <w:r>
-        <w:t>ElGamal</w:t>
-      </w:r>
-      <w:proofErr w:type="spellEnd"/>
-      <w:r>
-        <w:t xml:space="preserve"> over a large prime field.</w:t>
-      </w:r>
-    </w:p>
-    <w:p>
-      <w:pPr>
-        <w:numPr>
-          <w:ilvl w:val="1"/>
-          <w:numId w:val="1"/>
-        </w:numPr>
-      </w:pPr>
-      <w:r>
-        <w:rPr>
-          <w:i/>
-          <w:iCs/>
-        </w:rPr>
-        <w:t>Reasoning:</w:t>
-      </w:r>
-      <w:r>
-        <w:t xml:space="preserve"> </w:t>
-      </w:r>
-      <w:proofErr w:type="spellStart"/>
-      <w:r>
-        <w:t>ElGamal</w:t>
-      </w:r>
-      <w:proofErr w:type="spellEnd"/>
-      <w:r>
-        <w:t xml:space="preserve"> was explicitly required by the project specifications to ensure vault integrity and authenticate the Diffie-Hellman key exchange. It relies on the computational difficulty of computing discrete logarithms. </w:t>
-      </w:r>
-    </w:p>
-    <w:p>
-      <w:pPr>
-        <w:numPr>
-          <w:ilvl w:val="1"/>
-          <w:numId w:val="1"/>
-        </w:numPr>
-      </w:pPr>
-      <w:r>
-        <w:rPr>
-          <w:i/>
-          <w:iCs/>
-        </w:rPr>
-        <w:t>Implementation:</w:t>
-      </w:r>
-      <w:r>
-        <w:t xml:space="preserve"> Implemented entirely from scratch using modular arithmetic. We utilized </w:t>
-      </w:r>
-      <w:proofErr w:type="spellStart"/>
-      <w:r>
-        <w:t>getPrime</w:t>
-      </w:r>
-      <w:proofErr w:type="spellEnd"/>
-      <w:r>
-        <w:t xml:space="preserve"> for secure prime generation to avoid the vulnerabilities associated with poorly chosen primes (as highlighted in the CTF portion of this course). </w:t>
-      </w:r>
-    </w:p>
-    <w:p>
-      <w:pPr>
-        <w:numPr>
-          <w:ilvl w:val="0"/>
-          <w:numId w:val="1"/>
-        </w:numPr>
-      </w:pPr>
-      <w:r>
-        <w:rPr>
-          <w:b/>
-          <w:bCs/>
-        </w:rPr>
-        <w:lastRenderedPageBreak/>
-        <w:t>Secure Export: Diffie-Hellman (DH) Key Exchange</w:t>
-      </w:r>
-    </w:p>
-    <w:p>
-      <w:pPr>
-        <w:numPr>
-          <w:ilvl w:val="1"/>
-          <w:numId w:val="1"/>
-        </w:numPr>
-      </w:pPr>
-      <w:r>
-        <w:rPr>
-          <w:i/>
-          <w:iCs/>
-        </w:rPr>
-        <w:t>Choice:</w:t>
-      </w:r>
-      <w:r>
-        <w:t xml:space="preserve"> Ephemeral Diffie-Hellman.</w:t>
-      </w:r>
-    </w:p>
-    <w:p>
-      <w:pPr>
-        <w:numPr>
-          <w:ilvl w:val="1"/>
-          <w:numId w:val="1"/>
-        </w:numPr>
-      </w:pPr>
-      <w:r>
-        <w:rPr>
-          <w:i/>
-          <w:iCs/>
-        </w:rPr>
-        <w:t>Reasoning:</w:t>
-      </w:r>
-      <w:r>
-        <w:t xml:space="preserve"> DH allows two devices to establish a shared secret over an insecure channel. By generating new ephemeral keys for every export session, the system ensures forward secrecy. </w:t>
-      </w:r>
-    </w:p>
-    <w:p>
-      <w:pPr>
-        <w:numPr>
-          <w:ilvl w:val="1"/>
-          <w:numId w:val="1"/>
-        </w:numPr>
-      </w:pPr>
-      <w:r>
-        <w:rPr>
-          <w:i/>
-          <w:iCs/>
-        </w:rPr>
-        <w:t>Implementation:</w:t>
-      </w:r>
-      <w:r>
-        <w:t xml:space="preserve"> Implemented from scratch. To protect against Man-in-the-Middle (MitM) attacks, the DH public keys are signed using the users' long-lived </w:t>
-      </w:r>
-      <w:proofErr w:type="spellStart"/>
-      <w:r>
-        <w:t>ElGamal</w:t>
-      </w:r>
-      <w:proofErr w:type="spellEnd"/>
-      <w:r>
-        <w:t xml:space="preserve"> private keys. </w:t>
-      </w:r>
-    </w:p>
-    <w:p>
-      <w:pPr>
-        <w:rPr>
-          <w:b/>
-          <w:bCs/>
-        </w:rPr>
-      </w:pPr>
-      <w:r>
-        <w:rPr>
-          <w:b/>
-          <w:bCs/>
-        </w:rPr>
-        <w:t>3. Design &amp; Architecture Decisions</w:t>
-      </w:r>
-    </w:p>
-    <w:p>
-      <w:pPr>
-        <w:numPr>
-          <w:ilvl w:val="0"/>
-          <w:numId w:val="2"/>
-        </w:numPr>
-      </w:pPr>
-      <w:r>
-        <w:rPr>
-          <w:b/>
-          <w:bCs/>
-        </w:rPr>
-        <w:t>Encrypt-then-Sign Paradigm:</w:t>
-      </w:r>
-      <w:r>
-        <w:t xml:space="preserve"> We structured the application to compute the </w:t>
-      </w:r>
-      <w:proofErr w:type="spellStart"/>
-      <w:r>
-        <w:t>ElGamal</w:t>
-      </w:r>
-      <w:proofErr w:type="spellEnd"/>
-      <w:r>
-        <w:t xml:space="preserve"> signature over the </w:t>
-      </w:r>
-      <w:r>
-        <w:rPr>
-          <w:i/>
-          <w:iCs/>
-        </w:rPr>
-        <w:t>encrypted</w:t>
-      </w:r>
-      <w:r>
-        <w:t xml:space="preserve"> vault contents (the ciphertext) rather than the plaintext. This design decision prevents chosen-ciphertext attacks and allows the application to reject tampered files instantly upon opening, before prompting the user for a master password or attempting decryption. </w:t>
-      </w:r>
-    </w:p>
-    <w:p>
-      <w:pPr>
-        <w:numPr>
-          <w:ilvl w:val="0"/>
-          <w:numId w:val="2"/>
-        </w:numPr>
-      </w:pPr>
-      <w:r>
-        <w:rPr>
-          <w:b/>
-          <w:bCs/>
-        </w:rPr>
-        <w:t>In-Memory Decryption:</w:t>
-      </w:r>
-      <w:r>
-        <w:t xml:space="preserve"> To maintain strict security, the decrypted vault is never written to disk. When a user adds, views, or updates a credential, the vault is decrypted solely in the system's RAM, modified, and immediately re-encrypted back to the local file. </w:t>
-      </w:r>
-    </w:p>
-    <w:p>
-      <w:pPr>
-        <w:numPr>
-          <w:ilvl w:val="0"/>
-          <w:numId w:val="2"/>
-        </w:numPr>
-      </w:pPr>
-      <w:r>
-        <w:rPr>
-          <w:b/>
-          <w:bCs/>
-        </w:rPr>
-        <w:t>Storage Format (JSON + Base64):</w:t>
-      </w:r>
-      <w:r>
-        <w:t xml:space="preserve"> The local vault is stored as a JSON object. Because AES-GCM produces raw binary data (ciphertext, nonce, and MAC tag), writing this directly to a text file can cause encoding corruption. We decided to Base64-encode the binary payload before saving it into the JSON structure, ensuring cross-platform stability. </w:t>
-      </w:r>
-    </w:p>
-    <w:p>
-      <w:pPr>
-        <w:numPr>
-          <w:ilvl w:val="0"/>
-          <w:numId w:val="2"/>
-        </w:numPr>
-      </w:pPr>
-      <w:r>
-        <w:rPr>
-          <w:b/>
-          <w:bCs/>
-        </w:rPr>
-        <w:t>Key Lifecycle Management:</w:t>
-      </w:r>
-    </w:p>
-    <w:p>
-      <w:pPr>
-        <w:numPr>
-          <w:ilvl w:val="1"/>
-          <w:numId w:val="2"/>
-        </w:numPr>
-      </w:pPr>
-      <w:proofErr w:type="spellStart"/>
-      <w:r>
-        <w:t>ElGamal</w:t>
-      </w:r>
-      <w:proofErr w:type="spellEnd"/>
-      <w:r>
-        <w:t xml:space="preserve"> keys are long-lived, generated once during user initialization, and stored locally for continuous signature verification. </w:t>
-      </w:r>
-    </w:p>
-    <w:p>
-      <w:pPr>
-        <w:numPr>
-          <w:ilvl w:val="1"/>
-          <w:numId w:val="2"/>
-        </w:numPr>
-      </w:pPr>
-      <w:r>
-        <w:t xml:space="preserve">Diffie-Hellman keys are ephemeral, generated instantly when the "Export" module is triggered, and discarded immediately after the session key is derived. </w:t>
-      </w:r>
-    </w:p>
-    <w:p>
-      <w:pPr>
-        <w:rPr>
-          <w:b/>
-          <w:bCs/>
-        </w:rPr>
-      </w:pPr>
-      <w:r>
-        <w:rPr>
-          <w:b/>
-          <w:bCs/>
-        </w:rPr>
-        <w:t>4. Challenges Faced &amp; Solutions</w:t>
-      </w:r>
-    </w:p>
-    <w:p>
-      <w:r>
-        <w:t>During the development of this project, several technical and mathematical challenges were encountered:</w:t>
-      </w:r>
-    </w:p>
-    <w:p>
-      <w:pPr>
-        <w:numPr>
-          <w:ilvl w:val="0"/>
-          <w:numId w:val="3"/>
-        </w:numPr>
-      </w:pPr>
-      <w:r>
-        <w:rPr>
-          <w:b/>
-          <w:bCs/>
-        </w:rPr>
-        <w:t xml:space="preserve">Implementing </w:t>
-      </w:r>
-      <w:proofErr w:type="spellStart"/>
-      <w:r>
-        <w:rPr>
-          <w:b/>
-          <w:bCs/>
-        </w:rPr>
-        <w:t>ElGamal</w:t>
-      </w:r>
-      <w:proofErr w:type="spellEnd"/>
-      <w:r>
-        <w:rPr>
-          <w:b/>
-          <w:bCs/>
-        </w:rPr>
-        <w:t xml:space="preserve"> from Scratch:</w:t>
-      </w:r>
-    </w:p>
-    <w:p>
-      <w:pPr>
-        <w:numPr>
-          <w:ilvl w:val="1"/>
-          <w:numId w:val="3"/>
-        </w:numPr>
-      </w:pPr>
-      <w:r>
-        <w:rPr>
-          <w:i/>
-          <w:iCs/>
-        </w:rPr>
-        <w:t>Challenge:</w:t>
-      </w:r>
-      <w:r>
-        <w:t xml:space="preserve"> The </w:t>
-      </w:r>
-      <w:proofErr w:type="spellStart"/>
-      <w:r>
-        <w:t>ElGamal</w:t>
-      </w:r>
-      <w:proofErr w:type="spellEnd"/>
-      <w:r>
-        <w:t xml:space="preserve"> signature scheme requires finding the modular multiplicative inverse of the random integer $k$ modulo $p-1$. Standard division does not work in modular arithmetic, and implementing the Extended Euclidean Algorithm from scratch can be prone to edge-case errors.</w:t>
-      </w:r>
-    </w:p>
-    <w:p>
-      <w:pPr>
-        <w:numPr>
-          <w:ilvl w:val="1"/>
-          <w:numId w:val="3"/>
-        </w:numPr>
-      </w:pPr>
-      <w:r>
-        <w:rPr>
-          <w:i/>
-          <w:iCs/>
-        </w:rPr>
-        <w:t>Solution:</w:t>
-      </w:r>
-      <w:r>
-        <w:t xml:space="preserve"> We leveraged the mathematical relationship $k</w:t>
-      </w:r>
-      <w:proofErr w:type="gramStart"/>
-      <w:r>
-        <w:t>^{</w:t>
-      </w:r>
-      <w:proofErr w:type="gramEnd"/>
-      <w:r>
-        <w:t>-1} \</w:t>
-      </w:r>
-      <w:proofErr w:type="spellStart"/>
-      <w:r>
-        <w:t>pmod</w:t>
-      </w:r>
-      <w:proofErr w:type="spellEnd"/>
-      <w:r>
-        <w:t xml:space="preserve">{p-1}$ and implemented a robust Greatest Common Divisor (GCD) check to ensure $k$ and $p-1$ </w:t>
-      </w:r>
-      <w:r>
-        <w:lastRenderedPageBreak/>
-        <w:t>were strictly coprime before attempting the inversion, preventing mathematical faults during the signing process.</w:t>
-      </w:r>
-    </w:p>
-    <w:p>
-      <w:pPr>
-        <w:numPr>
-          <w:ilvl w:val="0"/>
-          <w:numId w:val="3"/>
-        </w:numPr>
-      </w:pPr>
-      <w:r>
-        <w:rPr>
-          <w:b/>
-          <w:bCs/>
-        </w:rPr>
-        <w:t>Handling Binary Data and Padding:</w:t>
-      </w:r>
-    </w:p>
-    <w:p>
-      <w:pPr>
-        <w:numPr>
-          <w:ilvl w:val="1"/>
-          <w:numId w:val="3"/>
-        </w:numPr>
-      </w:pPr>
-      <w:r>
-        <w:rPr>
-          <w:i/>
-          <w:iCs/>
-        </w:rPr>
-        <w:t>Challenge:</w:t>
-      </w:r>
-      <w:r>
-        <w:t xml:space="preserve"> Initial attempts to encrypt and decrypt the vault resulted in padding errors and corrupted JSON files when reading the ciphertext back into memory.</w:t>
-      </w:r>
-    </w:p>
-    <w:p>
-      <w:pPr>
-        <w:numPr>
-          <w:ilvl w:val="1"/>
-          <w:numId w:val="3"/>
-        </w:numPr>
-      </w:pPr>
-      <w:r>
-        <w:rPr>
-          <w:i/>
-          <w:iCs/>
-        </w:rPr>
-        <w:t>Solution:</w:t>
-      </w:r>
-      <w:r>
-        <w:t xml:space="preserve"> Transitioning to AES-GCM eliminated the need for manual block padding (unlike CBC mode). Additionally, formatting the encrypted output as a concatenated Base64 string (nonce + tag + ciphertext) completely resolved all read/write file corruption issues.</w:t>
-      </w:r>
-    </w:p>
-    <w:p>
-      <w:pPr>
-        <w:numPr>
-          <w:ilvl w:val="0"/>
-          <w:numId w:val="3"/>
-        </w:numPr>
-      </w:pPr>
-      <w:r>
-        <w:rPr>
-          <w:b/>
-          <w:bCs/>
-        </w:rPr>
-        <w:t>Key Size Matching for AES:</w:t>
-      </w:r>
-    </w:p>
-    <w:p>
-      <w:pPr>
-        <w:numPr>
-          <w:ilvl w:val="1"/>
-          <w:numId w:val="3"/>
-        </w:numPr>
-      </w:pPr>
-      <w:r>
-        <w:rPr>
-          <w:i/>
-          <w:iCs/>
-        </w:rPr>
-        <w:t>Challenge:</w:t>
-      </w:r>
-      <w:r>
-        <w:t xml:space="preserve"> Diffie-Hellman produces a shared secret that is a very large integer. AES requires a key of exactly 16, 24, or 32 bytes.</w:t>
-      </w:r>
-    </w:p>
-    <w:p>
-      <w:pPr>
-        <w:numPr>
-          <w:ilvl w:val="1"/>
-          <w:numId w:val="3"/>
-        </w:numPr>
-      </w:pPr>
-      <w:r>
-        <w:rPr>
-          <w:i/>
-          <w:iCs/>
-        </w:rPr>
-        <w:t>Solution:</w:t>
-      </w:r>
-      <w:r>
-        <w:t xml:space="preserve"> Instead of using the raw DH integer, we passed the string representation of the shared secret through a SHA-256 hash function. This safely uniformly distributed the entropy and provided an exact 256-bit (32-byte) key perfectly suited for AES-256 encryption. </w:t>
-      </w:r>
-    </w:p>
-    <w:p/>
     <w:sectPr>
       <w:pgSz w:w="12240" w:h="15840"/>
       <w:pgMar w:top="1440" w:right="1440" w:bottom="1440" w:left="1440" w:header="720" w:footer="720" w:gutter="0"/>
@@ -788,6 +1320,155 @@
 <file path=word/numbering.xml><?xml version="1.0" encoding="utf-8"?>
 <w:numbering xmlns:wpc="http://schemas.microsoft.com/office/word/2010/wordprocessingCanvas" xmlns:cx="http://schemas.microsoft.com/office/drawing/2014/chartex" xmlns:cx1="http://schemas.microsoft.com/office/drawing/2015/9/8/chartex" xmlns:cx2="http://schemas.microsoft.com/office/drawing/2015/10/21/chartex" xmlns:cx3="http://schemas.microsoft.com/office/drawing/2016/5/9/chartex" xmlns:cx4="http://schemas.microsoft.com/office/drawing/2016/5/10/chartex" xmlns:cx5="http://schemas.microsoft.com/office/drawing/2016/5/11/chartex" xmlns:cx6="http://schemas.microsoft.com/office/drawing/2016/5/12/chartex" xmlns:cx7="http://schemas.microsoft.com/office/drawing/2016/5/13/chartex" xmlns:cx8="http://schemas.microsoft.com/office/drawing/2016/5/14/chartex" xmlns:mc="http://schemas.openxmlformats.org/markup-compatibility/2006" xmlns:aink="http://schemas.microsoft.com/office/drawing/2016/ink" xmlns:am3d="http://schemas.microsoft.com/office/drawing/2017/model3d" xmlns:o="urn:schemas-microsoft-com:office:office" xmlns:r="http://schemas.openxmlformats.org/officeDocument/2006/relationships" xmlns:m="http://schemas.openxmlformats.org/officeDocument/2006/math" xmlns:v="urn:schemas-microsoft-com:vml" xmlns:wp14="http://schemas.microsoft.com/office/word/2010/wordprocessingDrawing" xmlns:wp="http://schemas.openxmlformats.org/drawingml/2006/wordprocessingDrawing" xmlns:w10="urn:schemas-microsoft-com:office:word" xmlns:w="http://schemas.openxmlformats.org/wordprocessingml/2006/main" xmlns:w14="http://schemas.microsoft.com/office/word/2010/wordml" xmlns:w15="http://schemas.microsoft.com/office/word/2012/wordml" xmlns:w16cex="http://schemas.microsoft.com/office/word/2018/wordml/cex" xmlns:w16cid="http://schemas.microsoft.com/office/word/2016/wordml/cid" xmlns:w16="http://schemas.microsoft.com/office/word/2018/wordml" xmlns:w16sdtdh="http://schemas.microsoft.com/office/word/2020/wordml/sdtdatahash" xmlns:w16se="http://schemas.microsoft.com/office/word/2015/wordml/symex" xmlns:wpg="http://schemas.microsoft.com/office/word/2010/wordprocessingGroup" xmlns:wpi="http://schemas.microsoft.com/office/word/2010/wordprocessingInk" xmlns:wne="http://schemas.microsoft.com/office/word/2006/wordml" xmlns:wps="http://schemas.microsoft.com/office/word/2010/wordprocessingShape" mc:Ignorable="w14 w15 w16se w16cid w16 w16cex w16sdtdh wp14">
   <w:abstractNum w:abstractNumId="0" w15:restartNumberingAfterBreak="0">
+    <w:nsid w:val="02AA57B6"/>
+    <w:multiLevelType w:val="multilevel"/>
+    <w:tmpl w:val="593833BA"/>
+    <w:lvl w:ilvl="0">
+      <w:start w:val="1"/>
+      <w:numFmt w:val="bullet"/>
+      <w:lvlText w:val=""/>
+      <w:lvlJc w:val="left"/>
+      <w:pPr>
+        <w:tabs>
+          <w:tab w:val="num" w:pos="720"/>
+        </w:tabs>
+        <w:ind w:left="720" w:hanging="360"/>
+      </w:pPr>
+      <w:rPr>
+        <w:rFonts w:ascii="Symbol" w:hAnsi="Symbol" w:hint="default"/>
+        <w:sz w:val="20"/>
+      </w:rPr>
+    </w:lvl>
+    <w:lvl w:ilvl="1" w:tentative="1">
+      <w:start w:val="1"/>
+      <w:numFmt w:val="bullet"/>
+      <w:lvlText w:val="o"/>
+      <w:lvlJc w:val="left"/>
+      <w:pPr>
+        <w:tabs>
+          <w:tab w:val="num" w:pos="1440"/>
+        </w:tabs>
+        <w:ind w:left="1440" w:hanging="360"/>
+      </w:pPr>
+      <w:rPr>
+        <w:rFonts w:ascii="Courier New" w:hAnsi="Courier New" w:hint="default"/>
+        <w:sz w:val="20"/>
+      </w:rPr>
+    </w:lvl>
+    <w:lvl w:ilvl="2" w:tentative="1">
+      <w:start w:val="1"/>
+      <w:numFmt w:val="bullet"/>
+      <w:lvlText w:val=""/>
+      <w:lvlJc w:val="left"/>
+      <w:pPr>
+        <w:tabs>
+          <w:tab w:val="num" w:pos="2160"/>
+        </w:tabs>
+        <w:ind w:left="2160" w:hanging="360"/>
+      </w:pPr>
+      <w:rPr>
+        <w:rFonts w:ascii="Wingdings" w:hAnsi="Wingdings" w:hint="default"/>
+        <w:sz w:val="20"/>
+      </w:rPr>
+    </w:lvl>
+    <w:lvl w:ilvl="3" w:tentative="1">
+      <w:start w:val="1"/>
+      <w:numFmt w:val="bullet"/>
+      <w:lvlText w:val=""/>
+      <w:lvlJc w:val="left"/>
+      <w:pPr>
+        <w:tabs>
+          <w:tab w:val="num" w:pos="2880"/>
+        </w:tabs>
+        <w:ind w:left="2880" w:hanging="360"/>
+      </w:pPr>
+      <w:rPr>
+        <w:rFonts w:ascii="Wingdings" w:hAnsi="Wingdings" w:hint="default"/>
+        <w:sz w:val="20"/>
+      </w:rPr>
+    </w:lvl>
+    <w:lvl w:ilvl="4" w:tentative="1">
+      <w:start w:val="1"/>
+      <w:numFmt w:val="bullet"/>
+      <w:lvlText w:val=""/>
+      <w:lvlJc w:val="left"/>
+      <w:pPr>
+        <w:tabs>
+          <w:tab w:val="num" w:pos="3600"/>
+        </w:tabs>
+        <w:ind w:left="3600" w:hanging="360"/>
+      </w:pPr>
+      <w:rPr>
+        <w:rFonts w:ascii="Wingdings" w:hAnsi="Wingdings" w:hint="default"/>
+        <w:sz w:val="20"/>
+      </w:rPr>
+    </w:lvl>
+    <w:lvl w:ilvl="5" w:tentative="1">
+      <w:start w:val="1"/>
+      <w:numFmt w:val="bullet"/>
+      <w:lvlText w:val=""/>
+      <w:lvlJc w:val="left"/>
+      <w:pPr>
+        <w:tabs>
+          <w:tab w:val="num" w:pos="4320"/>
+        </w:tabs>
+        <w:ind w:left="4320" w:hanging="360"/>
+      </w:pPr>
+      <w:rPr>
+        <w:rFonts w:ascii="Wingdings" w:hAnsi="Wingdings" w:hint="default"/>
+        <w:sz w:val="20"/>
+      </w:rPr>
+    </w:lvl>
+    <w:lvl w:ilvl="6" w:tentative="1">
+      <w:start w:val="1"/>
+      <w:numFmt w:val="bullet"/>
+      <w:lvlText w:val=""/>
+      <w:lvlJc w:val="left"/>
+      <w:pPr>
+        <w:tabs>
+          <w:tab w:val="num" w:pos="5040"/>
+        </w:tabs>
+        <w:ind w:left="5040" w:hanging="360"/>
+      </w:pPr>
+      <w:rPr>
+        <w:rFonts w:ascii="Wingdings" w:hAnsi="Wingdings" w:hint="default"/>
+        <w:sz w:val="20"/>
+      </w:rPr>
+    </w:lvl>
+    <w:lvl w:ilvl="7" w:tentative="1">
+      <w:start w:val="1"/>
+      <w:numFmt w:val="bullet"/>
+      <w:lvlText w:val=""/>
+      <w:lvlJc w:val="left"/>
+      <w:pPr>
+        <w:tabs>
+          <w:tab w:val="num" w:pos="5760"/>
+        </w:tabs>
+        <w:ind w:left="5760" w:hanging="360"/>
+      </w:pPr>
+      <w:rPr>
+        <w:rFonts w:ascii="Wingdings" w:hAnsi="Wingdings" w:hint="default"/>
+        <w:sz w:val="20"/>
+      </w:rPr>
+    </w:lvl>
+    <w:lvl w:ilvl="8" w:tentative="1">
+      <w:start w:val="1"/>
+      <w:numFmt w:val="bullet"/>
+      <w:lvlText w:val=""/>
+      <w:lvlJc w:val="left"/>
+      <w:pPr>
+        <w:tabs>
+          <w:tab w:val="num" w:pos="6480"/>
+        </w:tabs>
+        <w:ind w:left="6480" w:hanging="360"/>
+      </w:pPr>
+      <w:rPr>
+        <w:rFonts w:ascii="Wingdings" w:hAnsi="Wingdings" w:hint="default"/>
+        <w:sz w:val="20"/>
+      </w:rPr>
+    </w:lvl>
+  </w:abstractNum>
+  <w:abstractNum w:abstractNumId="1" w15:restartNumberingAfterBreak="0">
     <w:nsid w:val="13A30FAD"/>
     <w:multiLevelType w:val="multilevel"/>
     <w:tmpl w:val="07C0AA92"/>
@@ -936,7 +1617,156 @@
       </w:rPr>
     </w:lvl>
   </w:abstractNum>
-  <w:abstractNum w:abstractNumId="1" w15:restartNumberingAfterBreak="0">
+  <w:abstractNum w:abstractNumId="2" w15:restartNumberingAfterBreak="0">
+    <w:nsid w:val="141767E5"/>
+    <w:multiLevelType w:val="multilevel"/>
+    <w:tmpl w:val="0DF4BBF8"/>
+    <w:lvl w:ilvl="0">
+      <w:start w:val="1"/>
+      <w:numFmt w:val="bullet"/>
+      <w:lvlText w:val=""/>
+      <w:lvlJc w:val="left"/>
+      <w:pPr>
+        <w:tabs>
+          <w:tab w:val="num" w:pos="720"/>
+        </w:tabs>
+        <w:ind w:left="720" w:hanging="360"/>
+      </w:pPr>
+      <w:rPr>
+        <w:rFonts w:ascii="Symbol" w:hAnsi="Symbol" w:hint="default"/>
+        <w:sz w:val="20"/>
+      </w:rPr>
+    </w:lvl>
+    <w:lvl w:ilvl="1" w:tentative="1">
+      <w:start w:val="1"/>
+      <w:numFmt w:val="bullet"/>
+      <w:lvlText w:val="o"/>
+      <w:lvlJc w:val="left"/>
+      <w:pPr>
+        <w:tabs>
+          <w:tab w:val="num" w:pos="1440"/>
+        </w:tabs>
+        <w:ind w:left="1440" w:hanging="360"/>
+      </w:pPr>
+      <w:rPr>
+        <w:rFonts w:ascii="Courier New" w:hAnsi="Courier New" w:hint="default"/>
+        <w:sz w:val="20"/>
+      </w:rPr>
+    </w:lvl>
+    <w:lvl w:ilvl="2" w:tentative="1">
+      <w:start w:val="1"/>
+      <w:numFmt w:val="bullet"/>
+      <w:lvlText w:val=""/>
+      <w:lvlJc w:val="left"/>
+      <w:pPr>
+        <w:tabs>
+          <w:tab w:val="num" w:pos="2160"/>
+        </w:tabs>
+        <w:ind w:left="2160" w:hanging="360"/>
+      </w:pPr>
+      <w:rPr>
+        <w:rFonts w:ascii="Wingdings" w:hAnsi="Wingdings" w:hint="default"/>
+        <w:sz w:val="20"/>
+      </w:rPr>
+    </w:lvl>
+    <w:lvl w:ilvl="3" w:tentative="1">
+      <w:start w:val="1"/>
+      <w:numFmt w:val="bullet"/>
+      <w:lvlText w:val=""/>
+      <w:lvlJc w:val="left"/>
+      <w:pPr>
+        <w:tabs>
+          <w:tab w:val="num" w:pos="2880"/>
+        </w:tabs>
+        <w:ind w:left="2880" w:hanging="360"/>
+      </w:pPr>
+      <w:rPr>
+        <w:rFonts w:ascii="Wingdings" w:hAnsi="Wingdings" w:hint="default"/>
+        <w:sz w:val="20"/>
+      </w:rPr>
+    </w:lvl>
+    <w:lvl w:ilvl="4" w:tentative="1">
+      <w:start w:val="1"/>
+      <w:numFmt w:val="bullet"/>
+      <w:lvlText w:val=""/>
+      <w:lvlJc w:val="left"/>
+      <w:pPr>
+        <w:tabs>
+          <w:tab w:val="num" w:pos="3600"/>
+        </w:tabs>
+        <w:ind w:left="3600" w:hanging="360"/>
+      </w:pPr>
+      <w:rPr>
+        <w:rFonts w:ascii="Wingdings" w:hAnsi="Wingdings" w:hint="default"/>
+        <w:sz w:val="20"/>
+      </w:rPr>
+    </w:lvl>
+    <w:lvl w:ilvl="5" w:tentative="1">
+      <w:start w:val="1"/>
+      <w:numFmt w:val="bullet"/>
+      <w:lvlText w:val=""/>
+      <w:lvlJc w:val="left"/>
+      <w:pPr>
+        <w:tabs>
+          <w:tab w:val="num" w:pos="4320"/>
+        </w:tabs>
+        <w:ind w:left="4320" w:hanging="360"/>
+      </w:pPr>
+      <w:rPr>
+        <w:rFonts w:ascii="Wingdings" w:hAnsi="Wingdings" w:hint="default"/>
+        <w:sz w:val="20"/>
+      </w:rPr>
+    </w:lvl>
+    <w:lvl w:ilvl="6" w:tentative="1">
+      <w:start w:val="1"/>
+      <w:numFmt w:val="bullet"/>
+      <w:lvlText w:val=""/>
+      <w:lvlJc w:val="left"/>
+      <w:pPr>
+        <w:tabs>
+          <w:tab w:val="num" w:pos="5040"/>
+        </w:tabs>
+        <w:ind w:left="5040" w:hanging="360"/>
+      </w:pPr>
+      <w:rPr>
+        <w:rFonts w:ascii="Wingdings" w:hAnsi="Wingdings" w:hint="default"/>
+        <w:sz w:val="20"/>
+      </w:rPr>
+    </w:lvl>
+    <w:lvl w:ilvl="7" w:tentative="1">
+      <w:start w:val="1"/>
+      <w:numFmt w:val="bullet"/>
+      <w:lvlText w:val=""/>
+      <w:lvlJc w:val="left"/>
+      <w:pPr>
+        <w:tabs>
+          <w:tab w:val="num" w:pos="5760"/>
+        </w:tabs>
+        <w:ind w:left="5760" w:hanging="360"/>
+      </w:pPr>
+      <w:rPr>
+        <w:rFonts w:ascii="Wingdings" w:hAnsi="Wingdings" w:hint="default"/>
+        <w:sz w:val="20"/>
+      </w:rPr>
+    </w:lvl>
+    <w:lvl w:ilvl="8" w:tentative="1">
+      <w:start w:val="1"/>
+      <w:numFmt w:val="bullet"/>
+      <w:lvlText w:val=""/>
+      <w:lvlJc w:val="left"/>
+      <w:pPr>
+        <w:tabs>
+          <w:tab w:val="num" w:pos="6480"/>
+        </w:tabs>
+        <w:ind w:left="6480" w:hanging="360"/>
+      </w:pPr>
+      <w:rPr>
+        <w:rFonts w:ascii="Wingdings" w:hAnsi="Wingdings" w:hint="default"/>
+        <w:sz w:val="20"/>
+      </w:rPr>
+    </w:lvl>
+  </w:abstractNum>
+  <w:abstractNum w:abstractNumId="3" w15:restartNumberingAfterBreak="0">
     <w:nsid w:val="25097675"/>
     <w:multiLevelType w:val="multilevel"/>
     <w:tmpl w:val="691A7A3C"/>
@@ -1085,7 +1915,454 @@
       </w:rPr>
     </w:lvl>
   </w:abstractNum>
-  <w:abstractNum w:abstractNumId="2" w15:restartNumberingAfterBreak="0">
+  <w:abstractNum w:abstractNumId="4" w15:restartNumberingAfterBreak="0">
+    <w:nsid w:val="3E464D18"/>
+    <w:multiLevelType w:val="multilevel"/>
+    <w:tmpl w:val="B2D065FE"/>
+    <w:lvl w:ilvl="0">
+      <w:start w:val="1"/>
+      <w:numFmt w:val="bullet"/>
+      <w:lvlText w:val=""/>
+      <w:lvlJc w:val="left"/>
+      <w:pPr>
+        <w:tabs>
+          <w:tab w:val="num" w:pos="720"/>
+        </w:tabs>
+        <w:ind w:left="720" w:hanging="360"/>
+      </w:pPr>
+      <w:rPr>
+        <w:rFonts w:ascii="Symbol" w:hAnsi="Symbol" w:hint="default"/>
+        <w:sz w:val="20"/>
+      </w:rPr>
+    </w:lvl>
+    <w:lvl w:ilvl="1">
+      <w:start w:val="1"/>
+      <w:numFmt w:val="bullet"/>
+      <w:lvlText w:val="o"/>
+      <w:lvlJc w:val="left"/>
+      <w:pPr>
+        <w:tabs>
+          <w:tab w:val="num" w:pos="1440"/>
+        </w:tabs>
+        <w:ind w:left="1440" w:hanging="360"/>
+      </w:pPr>
+      <w:rPr>
+        <w:rFonts w:ascii="Courier New" w:hAnsi="Courier New" w:hint="default"/>
+        <w:sz w:val="20"/>
+      </w:rPr>
+    </w:lvl>
+    <w:lvl w:ilvl="2" w:tentative="1">
+      <w:start w:val="1"/>
+      <w:numFmt w:val="bullet"/>
+      <w:lvlText w:val=""/>
+      <w:lvlJc w:val="left"/>
+      <w:pPr>
+        <w:tabs>
+          <w:tab w:val="num" w:pos="2160"/>
+        </w:tabs>
+        <w:ind w:left="2160" w:hanging="360"/>
+      </w:pPr>
+      <w:rPr>
+        <w:rFonts w:ascii="Wingdings" w:hAnsi="Wingdings" w:hint="default"/>
+        <w:sz w:val="20"/>
+      </w:rPr>
+    </w:lvl>
+    <w:lvl w:ilvl="3" w:tentative="1">
+      <w:start w:val="1"/>
+      <w:numFmt w:val="bullet"/>
+      <w:lvlText w:val=""/>
+      <w:lvlJc w:val="left"/>
+      <w:pPr>
+        <w:tabs>
+          <w:tab w:val="num" w:pos="2880"/>
+        </w:tabs>
+        <w:ind w:left="2880" w:hanging="360"/>
+      </w:pPr>
+      <w:rPr>
+        <w:rFonts w:ascii="Wingdings" w:hAnsi="Wingdings" w:hint="default"/>
+        <w:sz w:val="20"/>
+      </w:rPr>
+    </w:lvl>
+    <w:lvl w:ilvl="4" w:tentative="1">
+      <w:start w:val="1"/>
+      <w:numFmt w:val="bullet"/>
+      <w:lvlText w:val=""/>
+      <w:lvlJc w:val="left"/>
+      <w:pPr>
+        <w:tabs>
+          <w:tab w:val="num" w:pos="3600"/>
+        </w:tabs>
+        <w:ind w:left="3600" w:hanging="360"/>
+      </w:pPr>
+      <w:rPr>
+        <w:rFonts w:ascii="Wingdings" w:hAnsi="Wingdings" w:hint="default"/>
+        <w:sz w:val="20"/>
+      </w:rPr>
+    </w:lvl>
+    <w:lvl w:ilvl="5" w:tentative="1">
+      <w:start w:val="1"/>
+      <w:numFmt w:val="bullet"/>
+      <w:lvlText w:val=""/>
+      <w:lvlJc w:val="left"/>
+      <w:pPr>
+        <w:tabs>
+          <w:tab w:val="num" w:pos="4320"/>
+        </w:tabs>
+        <w:ind w:left="4320" w:hanging="360"/>
+      </w:pPr>
+      <w:rPr>
+        <w:rFonts w:ascii="Wingdings" w:hAnsi="Wingdings" w:hint="default"/>
+        <w:sz w:val="20"/>
+      </w:rPr>
+    </w:lvl>
+    <w:lvl w:ilvl="6" w:tentative="1">
+      <w:start w:val="1"/>
+      <w:numFmt w:val="bullet"/>
+      <w:lvlText w:val=""/>
+      <w:lvlJc w:val="left"/>
+      <w:pPr>
+        <w:tabs>
+          <w:tab w:val="num" w:pos="5040"/>
+        </w:tabs>
+        <w:ind w:left="5040" w:hanging="360"/>
+      </w:pPr>
+      <w:rPr>
+        <w:rFonts w:ascii="Wingdings" w:hAnsi="Wingdings" w:hint="default"/>
+        <w:sz w:val="20"/>
+      </w:rPr>
+    </w:lvl>
+    <w:lvl w:ilvl="7" w:tentative="1">
+      <w:start w:val="1"/>
+      <w:numFmt w:val="bullet"/>
+      <w:lvlText w:val=""/>
+      <w:lvlJc w:val="left"/>
+      <w:pPr>
+        <w:tabs>
+          <w:tab w:val="num" w:pos="5760"/>
+        </w:tabs>
+        <w:ind w:left="5760" w:hanging="360"/>
+      </w:pPr>
+      <w:rPr>
+        <w:rFonts w:ascii="Wingdings" w:hAnsi="Wingdings" w:hint="default"/>
+        <w:sz w:val="20"/>
+      </w:rPr>
+    </w:lvl>
+    <w:lvl w:ilvl="8" w:tentative="1">
+      <w:start w:val="1"/>
+      <w:numFmt w:val="bullet"/>
+      <w:lvlText w:val=""/>
+      <w:lvlJc w:val="left"/>
+      <w:pPr>
+        <w:tabs>
+          <w:tab w:val="num" w:pos="6480"/>
+        </w:tabs>
+        <w:ind w:left="6480" w:hanging="360"/>
+      </w:pPr>
+      <w:rPr>
+        <w:rFonts w:ascii="Wingdings" w:hAnsi="Wingdings" w:hint="default"/>
+        <w:sz w:val="20"/>
+      </w:rPr>
+    </w:lvl>
+  </w:abstractNum>
+  <w:abstractNum w:abstractNumId="5" w15:restartNumberingAfterBreak="0">
+    <w:nsid w:val="5BBE4DD3"/>
+    <w:multiLevelType w:val="multilevel"/>
+    <w:tmpl w:val="BE122DF8"/>
+    <w:lvl w:ilvl="0">
+      <w:start w:val="1"/>
+      <w:numFmt w:val="bullet"/>
+      <w:lvlText w:val=""/>
+      <w:lvlJc w:val="left"/>
+      <w:pPr>
+        <w:tabs>
+          <w:tab w:val="num" w:pos="720"/>
+        </w:tabs>
+        <w:ind w:left="720" w:hanging="360"/>
+      </w:pPr>
+      <w:rPr>
+        <w:rFonts w:ascii="Symbol" w:hAnsi="Symbol" w:hint="default"/>
+        <w:sz w:val="20"/>
+      </w:rPr>
+    </w:lvl>
+    <w:lvl w:ilvl="1" w:tentative="1">
+      <w:start w:val="1"/>
+      <w:numFmt w:val="bullet"/>
+      <w:lvlText w:val="o"/>
+      <w:lvlJc w:val="left"/>
+      <w:pPr>
+        <w:tabs>
+          <w:tab w:val="num" w:pos="1440"/>
+        </w:tabs>
+        <w:ind w:left="1440" w:hanging="360"/>
+      </w:pPr>
+      <w:rPr>
+        <w:rFonts w:ascii="Courier New" w:hAnsi="Courier New" w:hint="default"/>
+        <w:sz w:val="20"/>
+      </w:rPr>
+    </w:lvl>
+    <w:lvl w:ilvl="2" w:tentative="1">
+      <w:start w:val="1"/>
+      <w:numFmt w:val="bullet"/>
+      <w:lvlText w:val=""/>
+      <w:lvlJc w:val="left"/>
+      <w:pPr>
+        <w:tabs>
+          <w:tab w:val="num" w:pos="2160"/>
+        </w:tabs>
+        <w:ind w:left="2160" w:hanging="360"/>
+      </w:pPr>
+      <w:rPr>
+        <w:rFonts w:ascii="Wingdings" w:hAnsi="Wingdings" w:hint="default"/>
+        <w:sz w:val="20"/>
+      </w:rPr>
+    </w:lvl>
+    <w:lvl w:ilvl="3" w:tentative="1">
+      <w:start w:val="1"/>
+      <w:numFmt w:val="bullet"/>
+      <w:lvlText w:val=""/>
+      <w:lvlJc w:val="left"/>
+      <w:pPr>
+        <w:tabs>
+          <w:tab w:val="num" w:pos="2880"/>
+        </w:tabs>
+        <w:ind w:left="2880" w:hanging="360"/>
+      </w:pPr>
+      <w:rPr>
+        <w:rFonts w:ascii="Wingdings" w:hAnsi="Wingdings" w:hint="default"/>
+        <w:sz w:val="20"/>
+      </w:rPr>
+    </w:lvl>
+    <w:lvl w:ilvl="4" w:tentative="1">
+      <w:start w:val="1"/>
+      <w:numFmt w:val="bullet"/>
+      <w:lvlText w:val=""/>
+      <w:lvlJc w:val="left"/>
+      <w:pPr>
+        <w:tabs>
+          <w:tab w:val="num" w:pos="3600"/>
+        </w:tabs>
+        <w:ind w:left="3600" w:hanging="360"/>
+      </w:pPr>
+      <w:rPr>
+        <w:rFonts w:ascii="Wingdings" w:hAnsi="Wingdings" w:hint="default"/>
+        <w:sz w:val="20"/>
+      </w:rPr>
+    </w:lvl>
+    <w:lvl w:ilvl="5" w:tentative="1">
+      <w:start w:val="1"/>
+      <w:numFmt w:val="bullet"/>
+      <w:lvlText w:val=""/>
+      <w:lvlJc w:val="left"/>
+      <w:pPr>
+        <w:tabs>
+          <w:tab w:val="num" w:pos="4320"/>
+        </w:tabs>
+        <w:ind w:left="4320" w:hanging="360"/>
+      </w:pPr>
+      <w:rPr>
+        <w:rFonts w:ascii="Wingdings" w:hAnsi="Wingdings" w:hint="default"/>
+        <w:sz w:val="20"/>
+      </w:rPr>
+    </w:lvl>
+    <w:lvl w:ilvl="6" w:tentative="1">
+      <w:start w:val="1"/>
+      <w:numFmt w:val="bullet"/>
+      <w:lvlText w:val=""/>
+      <w:lvlJc w:val="left"/>
+      <w:pPr>
+        <w:tabs>
+          <w:tab w:val="num" w:pos="5040"/>
+        </w:tabs>
+        <w:ind w:left="5040" w:hanging="360"/>
+      </w:pPr>
+      <w:rPr>
+        <w:rFonts w:ascii="Wingdings" w:hAnsi="Wingdings" w:hint="default"/>
+        <w:sz w:val="20"/>
+      </w:rPr>
+    </w:lvl>
+    <w:lvl w:ilvl="7" w:tentative="1">
+      <w:start w:val="1"/>
+      <w:numFmt w:val="bullet"/>
+      <w:lvlText w:val=""/>
+      <w:lvlJc w:val="left"/>
+      <w:pPr>
+        <w:tabs>
+          <w:tab w:val="num" w:pos="5760"/>
+        </w:tabs>
+        <w:ind w:left="5760" w:hanging="360"/>
+      </w:pPr>
+      <w:rPr>
+        <w:rFonts w:ascii="Wingdings" w:hAnsi="Wingdings" w:hint="default"/>
+        <w:sz w:val="20"/>
+      </w:rPr>
+    </w:lvl>
+    <w:lvl w:ilvl="8" w:tentative="1">
+      <w:start w:val="1"/>
+      <w:numFmt w:val="bullet"/>
+      <w:lvlText w:val=""/>
+      <w:lvlJc w:val="left"/>
+      <w:pPr>
+        <w:tabs>
+          <w:tab w:val="num" w:pos="6480"/>
+        </w:tabs>
+        <w:ind w:left="6480" w:hanging="360"/>
+      </w:pPr>
+      <w:rPr>
+        <w:rFonts w:ascii="Wingdings" w:hAnsi="Wingdings" w:hint="default"/>
+        <w:sz w:val="20"/>
+      </w:rPr>
+    </w:lvl>
+  </w:abstractNum>
+  <w:abstractNum w:abstractNumId="6" w15:restartNumberingAfterBreak="0">
+    <w:nsid w:val="64C82C42"/>
+    <w:multiLevelType w:val="multilevel"/>
+    <w:tmpl w:val="43D824CE"/>
+    <w:lvl w:ilvl="0">
+      <w:start w:val="1"/>
+      <w:numFmt w:val="bullet"/>
+      <w:lvlText w:val=""/>
+      <w:lvlJc w:val="left"/>
+      <w:pPr>
+        <w:tabs>
+          <w:tab w:val="num" w:pos="720"/>
+        </w:tabs>
+        <w:ind w:left="720" w:hanging="360"/>
+      </w:pPr>
+      <w:rPr>
+        <w:rFonts w:ascii="Symbol" w:hAnsi="Symbol" w:hint="default"/>
+        <w:sz w:val="20"/>
+      </w:rPr>
+    </w:lvl>
+    <w:lvl w:ilvl="1" w:tentative="1">
+      <w:start w:val="1"/>
+      <w:numFmt w:val="bullet"/>
+      <w:lvlText w:val="o"/>
+      <w:lvlJc w:val="left"/>
+      <w:pPr>
+        <w:tabs>
+          <w:tab w:val="num" w:pos="1440"/>
+        </w:tabs>
+        <w:ind w:left="1440" w:hanging="360"/>
+      </w:pPr>
+      <w:rPr>
+        <w:rFonts w:ascii="Courier New" w:hAnsi="Courier New" w:hint="default"/>
+        <w:sz w:val="20"/>
+      </w:rPr>
+    </w:lvl>
+    <w:lvl w:ilvl="2" w:tentative="1">
+      <w:start w:val="1"/>
+      <w:numFmt w:val="bullet"/>
+      <w:lvlText w:val=""/>
+      <w:lvlJc w:val="left"/>
+      <w:pPr>
+        <w:tabs>
+          <w:tab w:val="num" w:pos="2160"/>
+        </w:tabs>
+        <w:ind w:left="2160" w:hanging="360"/>
+      </w:pPr>
+      <w:rPr>
+        <w:rFonts w:ascii="Wingdings" w:hAnsi="Wingdings" w:hint="default"/>
+        <w:sz w:val="20"/>
+      </w:rPr>
+    </w:lvl>
+    <w:lvl w:ilvl="3" w:tentative="1">
+      <w:start w:val="1"/>
+      <w:numFmt w:val="bullet"/>
+      <w:lvlText w:val=""/>
+      <w:lvlJc w:val="left"/>
+      <w:pPr>
+        <w:tabs>
+          <w:tab w:val="num" w:pos="2880"/>
+        </w:tabs>
+        <w:ind w:left="2880" w:hanging="360"/>
+      </w:pPr>
+      <w:rPr>
+        <w:rFonts w:ascii="Wingdings" w:hAnsi="Wingdings" w:hint="default"/>
+        <w:sz w:val="20"/>
+      </w:rPr>
+    </w:lvl>
+    <w:lvl w:ilvl="4" w:tentative="1">
+      <w:start w:val="1"/>
+      <w:numFmt w:val="bullet"/>
+      <w:lvlText w:val=""/>
+      <w:lvlJc w:val="left"/>
+      <w:pPr>
+        <w:tabs>
+          <w:tab w:val="num" w:pos="3600"/>
+        </w:tabs>
+        <w:ind w:left="3600" w:hanging="360"/>
+      </w:pPr>
+      <w:rPr>
+        <w:rFonts w:ascii="Wingdings" w:hAnsi="Wingdings" w:hint="default"/>
+        <w:sz w:val="20"/>
+      </w:rPr>
+    </w:lvl>
+    <w:lvl w:ilvl="5" w:tentative="1">
+      <w:start w:val="1"/>
+      <w:numFmt w:val="bullet"/>
+      <w:lvlText w:val=""/>
+      <w:lvlJc w:val="left"/>
+      <w:pPr>
+        <w:tabs>
+          <w:tab w:val="num" w:pos="4320"/>
+        </w:tabs>
+        <w:ind w:left="4320" w:hanging="360"/>
+      </w:pPr>
+      <w:rPr>
+        <w:rFonts w:ascii="Wingdings" w:hAnsi="Wingdings" w:hint="default"/>
+        <w:sz w:val="20"/>
+      </w:rPr>
+    </w:lvl>
+    <w:lvl w:ilvl="6" w:tentative="1">
+      <w:start w:val="1"/>
+      <w:numFmt w:val="bullet"/>
+      <w:lvlText w:val=""/>
+      <w:lvlJc w:val="left"/>
+      <w:pPr>
+        <w:tabs>
+          <w:tab w:val="num" w:pos="5040"/>
+        </w:tabs>
+        <w:ind w:left="5040" w:hanging="360"/>
+      </w:pPr>
+      <w:rPr>
+        <w:rFonts w:ascii="Wingdings" w:hAnsi="Wingdings" w:hint="default"/>
+        <w:sz w:val="20"/>
+      </w:rPr>
+    </w:lvl>
+    <w:lvl w:ilvl="7" w:tentative="1">
+      <w:start w:val="1"/>
+      <w:numFmt w:val="bullet"/>
+      <w:lvlText w:val=""/>
+      <w:lvlJc w:val="left"/>
+      <w:pPr>
+        <w:tabs>
+          <w:tab w:val="num" w:pos="5760"/>
+        </w:tabs>
+        <w:ind w:left="5760" w:hanging="360"/>
+      </w:pPr>
+      <w:rPr>
+        <w:rFonts w:ascii="Wingdings" w:hAnsi="Wingdings" w:hint="default"/>
+        <w:sz w:val="20"/>
+      </w:rPr>
+    </w:lvl>
+    <w:lvl w:ilvl="8" w:tentative="1">
+      <w:start w:val="1"/>
+      <w:numFmt w:val="bullet"/>
+      <w:lvlText w:val=""/>
+      <w:lvlJc w:val="left"/>
+      <w:pPr>
+        <w:tabs>
+          <w:tab w:val="num" w:pos="6480"/>
+        </w:tabs>
+        <w:ind w:left="6480" w:hanging="360"/>
+      </w:pPr>
+      <w:rPr>
+        <w:rFonts w:ascii="Wingdings" w:hAnsi="Wingdings" w:hint="default"/>
+        <w:sz w:val="20"/>
+      </w:rPr>
+    </w:lvl>
+  </w:abstractNum>
+  <w:abstractNum w:abstractNumId="7" w15:restartNumberingAfterBreak="0">
     <w:nsid w:val="674172D7"/>
     <w:multiLevelType w:val="multilevel"/>
     <w:tmpl w:val="FDDC8E8E"/>
@@ -1234,14 +2511,181 @@
       </w:rPr>
     </w:lvl>
   </w:abstractNum>
+  <w:abstractNum w:abstractNumId="8" w15:restartNumberingAfterBreak="0">
+    <w:nsid w:val="6A1870D5"/>
+    <w:multiLevelType w:val="multilevel"/>
+    <w:tmpl w:val="E272B590"/>
+    <w:lvl w:ilvl="0">
+      <w:start w:val="1"/>
+      <w:numFmt w:val="bullet"/>
+      <w:lvlText w:val=""/>
+      <w:lvlJc w:val="left"/>
+      <w:pPr>
+        <w:tabs>
+          <w:tab w:val="num" w:pos="720"/>
+        </w:tabs>
+        <w:ind w:left="720" w:hanging="360"/>
+      </w:pPr>
+      <w:rPr>
+        <w:rFonts w:ascii="Symbol" w:hAnsi="Symbol" w:hint="default"/>
+        <w:sz w:val="20"/>
+      </w:rPr>
+    </w:lvl>
+    <w:lvl w:ilvl="1">
+      <w:start w:val="1"/>
+      <w:numFmt w:val="bullet"/>
+      <w:lvlText w:val="o"/>
+      <w:lvlJc w:val="left"/>
+      <w:pPr>
+        <w:tabs>
+          <w:tab w:val="num" w:pos="1440"/>
+        </w:tabs>
+        <w:ind w:left="1440" w:hanging="360"/>
+      </w:pPr>
+      <w:rPr>
+        <w:rFonts w:ascii="Courier New" w:hAnsi="Courier New" w:hint="default"/>
+        <w:sz w:val="20"/>
+      </w:rPr>
+    </w:lvl>
+    <w:lvl w:ilvl="2" w:tentative="1">
+      <w:start w:val="1"/>
+      <w:numFmt w:val="bullet"/>
+      <w:lvlText w:val=""/>
+      <w:lvlJc w:val="left"/>
+      <w:pPr>
+        <w:tabs>
+          <w:tab w:val="num" w:pos="2160"/>
+        </w:tabs>
+        <w:ind w:left="2160" w:hanging="360"/>
+      </w:pPr>
+      <w:rPr>
+        <w:rFonts w:ascii="Wingdings" w:hAnsi="Wingdings" w:hint="default"/>
+        <w:sz w:val="20"/>
+      </w:rPr>
+    </w:lvl>
+    <w:lvl w:ilvl="3" w:tentative="1">
+      <w:start w:val="1"/>
+      <w:numFmt w:val="bullet"/>
+      <w:lvlText w:val=""/>
+      <w:lvlJc w:val="left"/>
+      <w:pPr>
+        <w:tabs>
+          <w:tab w:val="num" w:pos="2880"/>
+        </w:tabs>
+        <w:ind w:left="2880" w:hanging="360"/>
+      </w:pPr>
+      <w:rPr>
+        <w:rFonts w:ascii="Wingdings" w:hAnsi="Wingdings" w:hint="default"/>
+        <w:sz w:val="20"/>
+      </w:rPr>
+    </w:lvl>
+    <w:lvl w:ilvl="4" w:tentative="1">
+      <w:start w:val="1"/>
+      <w:numFmt w:val="bullet"/>
+      <w:lvlText w:val=""/>
+      <w:lvlJc w:val="left"/>
+      <w:pPr>
+        <w:tabs>
+          <w:tab w:val="num" w:pos="3600"/>
+        </w:tabs>
+        <w:ind w:left="3600" w:hanging="360"/>
+      </w:pPr>
+      <w:rPr>
+        <w:rFonts w:ascii="Wingdings" w:hAnsi="Wingdings" w:hint="default"/>
+        <w:sz w:val="20"/>
+      </w:rPr>
+    </w:lvl>
+    <w:lvl w:ilvl="5" w:tentative="1">
+      <w:start w:val="1"/>
+      <w:numFmt w:val="bullet"/>
+      <w:lvlText w:val=""/>
+      <w:lvlJc w:val="left"/>
+      <w:pPr>
+        <w:tabs>
+          <w:tab w:val="num" w:pos="4320"/>
+        </w:tabs>
+        <w:ind w:left="4320" w:hanging="360"/>
+      </w:pPr>
+      <w:rPr>
+        <w:rFonts w:ascii="Wingdings" w:hAnsi="Wingdings" w:hint="default"/>
+        <w:sz w:val="20"/>
+      </w:rPr>
+    </w:lvl>
+    <w:lvl w:ilvl="6" w:tentative="1">
+      <w:start w:val="1"/>
+      <w:numFmt w:val="bullet"/>
+      <w:lvlText w:val=""/>
+      <w:lvlJc w:val="left"/>
+      <w:pPr>
+        <w:tabs>
+          <w:tab w:val="num" w:pos="5040"/>
+        </w:tabs>
+        <w:ind w:left="5040" w:hanging="360"/>
+      </w:pPr>
+      <w:rPr>
+        <w:rFonts w:ascii="Wingdings" w:hAnsi="Wingdings" w:hint="default"/>
+        <w:sz w:val="20"/>
+      </w:rPr>
+    </w:lvl>
+    <w:lvl w:ilvl="7" w:tentative="1">
+      <w:start w:val="1"/>
+      <w:numFmt w:val="bullet"/>
+      <w:lvlText w:val=""/>
+      <w:lvlJc w:val="left"/>
+      <w:pPr>
+        <w:tabs>
+          <w:tab w:val="num" w:pos="5760"/>
+        </w:tabs>
+        <w:ind w:left="5760" w:hanging="360"/>
+      </w:pPr>
+      <w:rPr>
+        <w:rFonts w:ascii="Wingdings" w:hAnsi="Wingdings" w:hint="default"/>
+        <w:sz w:val="20"/>
+      </w:rPr>
+    </w:lvl>
+    <w:lvl w:ilvl="8" w:tentative="1">
+      <w:start w:val="1"/>
+      <w:numFmt w:val="bullet"/>
+      <w:lvlText w:val=""/>
+      <w:lvlJc w:val="left"/>
+      <w:pPr>
+        <w:tabs>
+          <w:tab w:val="num" w:pos="6480"/>
+        </w:tabs>
+        <w:ind w:left="6480" w:hanging="360"/>
+      </w:pPr>
+      <w:rPr>
+        <w:rFonts w:ascii="Wingdings" w:hAnsi="Wingdings" w:hint="default"/>
+        <w:sz w:val="20"/>
+      </w:rPr>
+    </w:lvl>
+  </w:abstractNum>
   <w:num w:numId="1">
+    <w:abstractNumId w:val="1"/>
+  </w:num>
+  <w:num w:numId="2">
+    <w:abstractNumId w:val="3"/>
+  </w:num>
+  <w:num w:numId="3">
+    <w:abstractNumId w:val="7"/>
+  </w:num>
+  <w:num w:numId="4">
+    <w:abstractNumId w:val="5"/>
+  </w:num>
+  <w:num w:numId="5">
     <w:abstractNumId w:val="0"/>
   </w:num>
-  <w:num w:numId="2">
-    <w:abstractNumId w:val="1"/>
+  <w:num w:numId="6">
+    <w:abstractNumId w:val="8"/>
   </w:num>
-  <w:num w:numId="3">
+  <w:num w:numId="7">
     <w:abstractNumId w:val="2"/>
+  </w:num>
+  <w:num w:numId="8">
+    <w:abstractNumId w:val="6"/>
+  </w:num>
+  <w:num w:numId="9">
+    <w:abstractNumId w:val="4"/>
   </w:num>
 </w:numbering>
 </file>
@@ -1369,6 +2813,7 @@
     <w:lsdException w:name="HTML Sample" w:semiHidden="1" w:unhideWhenUsed="1"/>
     <w:lsdException w:name="HTML Typewriter" w:semiHidden="1" w:unhideWhenUsed="1"/>
     <w:lsdException w:name="HTML Variable" w:semiHidden="1" w:unhideWhenUsed="1"/>
+    <w:lsdException w:name="Normal Table" w:semiHidden="1" w:unhideWhenUsed="1"/>
     <w:lsdException w:name="annotation subject" w:semiHidden="1" w:unhideWhenUsed="1"/>
     <w:lsdException w:name="No List" w:semiHidden="1" w:unhideWhenUsed="1"/>
     <w:lsdException w:name="Outline List 1" w:semiHidden="1" w:unhideWhenUsed="1"/>
@@ -1415,8 +2860,10 @@
     <w:lsdException w:name="Table Subtle 2" w:semiHidden="1" w:unhideWhenUsed="1"/>
     <w:lsdException w:name="Table Web 1" w:semiHidden="1" w:unhideWhenUsed="1"/>
     <w:lsdException w:name="Table Web 2" w:semiHidden="1" w:unhideWhenUsed="1"/>
+    <w:lsdException w:name="Table Web 3" w:semiHidden="1" w:unhideWhenUsed="1"/>
     <w:lsdException w:name="Balloon Text" w:semiHidden="1" w:unhideWhenUsed="1"/>
     <w:lsdException w:name="Table Grid" w:uiPriority="39"/>
+    <w:lsdException w:name="Table Theme" w:semiHidden="1" w:unhideWhenUsed="1"/>
     <w:lsdException w:name="Placeholder Text" w:semiHidden="1"/>
     <w:lsdException w:name="No Spacing" w:uiPriority="1" w:qFormat="1"/>
     <w:lsdException w:name="Light Shading" w:uiPriority="60"/>
@@ -1645,6 +3092,7 @@
   <w:style w:type="character" w:default="1" w:styleId="DefaultParagraphFont">
     <w:name w:val="Default Paragraph Font"/>
     <w:uiPriority w:val="1"/>
+    <w:semiHidden/>
     <w:unhideWhenUsed/>
   </w:style>
   <w:style w:type="table" w:default="1" w:styleId="TableNormal">
